--- a/klagomål/A 24485-2026 FSC-klagomål.docx
+++ b/klagomål/A 24485-2026 FSC-klagomål.docx
@@ -1,6 +1,6 @@
 
 <file path=word/document.xml><?xml version="1.0" encoding="utf-8"?>
-<w:document xmlns:wpc="http://schemas.microsoft.com/office/word/2010/wordprocessingCanvas" xmlns:cx="http://schemas.microsoft.com/office/drawing/2014/chartex" xmlns:cx1="http://schemas.microsoft.com/office/drawing/2015/9/8/chartex" xmlns:cx2="http://schemas.microsoft.com/office/drawing/2015/10/21/chartex" xmlns:cx3="http://schemas.microsoft.com/office/drawing/2016/5/9/chartex" xmlns:cx4="http://schemas.microsoft.com/office/drawing/2016/5/10/chartex" xmlns:cx5="http://schemas.microsoft.com/office/drawing/2016/5/11/chartex" xmlns:cx6="http://schemas.microsoft.com/office/drawing/2016/5/12/chartex" xmlns:cx7="http://schemas.microsoft.com/office/drawing/2016/5/13/chartex" xmlns:cx8="http://schemas.microsoft.com/office/drawing/2016/5/14/chartex" xmlns:mc="http://schemas.openxmlformats.org/markup-compatibility/2006" xmlns:aink="http://schemas.microsoft.com/office/drawing/2016/ink" xmlns:am3d="http://schemas.microsoft.com/office/drawing/2017/model3d" xmlns:o="urn:schemas-microsoft-com:office:office" xmlns:oel="http://schemas.microsoft.com/office/2019/extlst" xmlns:r="http://schemas.openxmlformats.org/officeDocument/2006/relationships" xmlns:m="http://schemas.openxmlformats.org/officeDocument/2006/math" xmlns:v="urn:schemas-microsoft-com:vml" xmlns:wp14="http://schemas.microsoft.com/office/word/2010/wordprocessingDrawing" xmlns:wp="http://schemas.openxmlformats.org/drawingml/2006/wordprocessingDrawing" xmlns:w10="urn:schemas-microsoft-com:office:word" xmlns:w="http://schemas.openxmlformats.org/wordprocessingml/2006/main" xmlns:w14="http://schemas.microsoft.com/office/word/2010/wordml" xmlns:w15="http://schemas.microsoft.com/office/word/2012/wordml" xmlns:w16cex="http://schemas.microsoft.com/office/word/2018/wordml/cex" xmlns:w16cid="http://schemas.microsoft.com/office/word/2016/wordml/cid" xmlns:w16="http://schemas.microsoft.com/office/word/2018/wordml" xmlns:w16sdtdh="http://schemas.microsoft.com/office/word/2020/wordml/sdtdatahash" xmlns:w16se="http://schemas.microsoft.com/office/word/2015/wordml/symex" xmlns:wpg="http://schemas.microsoft.com/office/word/2010/wordprocessingGroup" xmlns:wpi="http://schemas.microsoft.com/office/word/2010/wordprocessingInk" xmlns:wne="http://schemas.microsoft.com/office/word/2006/wordml" xmlns:wps="http://schemas.microsoft.com/office/word/2010/wordprocessingShape" mc:Ignorable="w14 w15 w16se w16cid w16 w16cex w16sdtdh wp14">
+<w:document xmlns:wpc="http://schemas.microsoft.com/office/word/2010/wordprocessingCanvas" xmlns:cx="http://schemas.microsoft.com/office/drawing/2014/chartex" xmlns:cx1="http://schemas.microsoft.com/office/drawing/2015/9/8/chartex" xmlns:cx2="http://schemas.microsoft.com/office/drawing/2015/10/21/chartex" xmlns:cx3="http://schemas.microsoft.com/office/drawing/2016/5/9/chartex" xmlns:cx4="http://schemas.microsoft.com/office/drawing/2016/5/10/chartex" xmlns:cx5="http://schemas.microsoft.com/office/drawing/2016/5/11/chartex" xmlns:cx6="http://schemas.microsoft.com/office/drawing/2016/5/12/chartex" xmlns:cx7="http://schemas.microsoft.com/office/drawing/2016/5/13/chartex" xmlns:cx8="http://schemas.microsoft.com/office/drawing/2016/5/14/chartex" xmlns:mc="http://schemas.openxmlformats.org/markup-compatibility/2006" xmlns:aink="http://schemas.microsoft.com/office/drawing/2016/ink" xmlns:am3d="http://schemas.microsoft.com/office/drawing/2017/model3d" xmlns:o="urn:schemas-microsoft-com:office:office" xmlns:oel="http://schemas.microsoft.com/office/2019/extlst" xmlns:r="http://schemas.openxmlformats.org/officeDocument/2006/relationships" xmlns:m="http://schemas.openxmlformats.org/officeDocument/2006/math" xmlns:v="urn:schemas-microsoft-com:vml" xmlns:wp14="http://schemas.microsoft.com/office/word/2010/wordprocessingDrawing" xmlns:wp="http://schemas.openxmlformats.org/drawingml/2006/wordprocessingDrawing" xmlns:w10="urn:schemas-microsoft-com:office:word" xmlns:w="http://schemas.openxmlformats.org/wordprocessingml/2006/main" xmlns:w14="http://schemas.microsoft.com/office/word/2010/wordml" xmlns:w15="http://schemas.microsoft.com/office/word/2012/wordml" xmlns:w16cex="http://schemas.microsoft.com/office/word/2018/wordml/cex" xmlns:w16cid="http://schemas.microsoft.com/office/word/2016/wordml/cid" xmlns:w16="http://schemas.microsoft.com/office/word/2018/wordml" xmlns:w16du="http://schemas.microsoft.com/office/word/2023/wordml/word16du" xmlns:w16sdtdh="http://schemas.microsoft.com/office/word/2020/wordml/sdtdatahash" xmlns:w16sdtfl="http://schemas.microsoft.com/office/word/2024/wordml/sdtformatlock" xmlns:w16se="http://schemas.microsoft.com/office/word/2015/wordml/symex" xmlns:wpg="http://schemas.microsoft.com/office/word/2010/wordprocessingGroup" xmlns:wpi="http://schemas.microsoft.com/office/word/2010/wordprocessingInk" xmlns:wne="http://schemas.microsoft.com/office/word/2006/wordml" xmlns:wps="http://schemas.microsoft.com/office/word/2010/wordprocessingShape" mc:Ignorable="w14 w15 w16se w16cid w16 w16cex w16sdtdh w16sdtfl w16du wp14">
   <w:body>
     <w:p>
       <w:r>
@@ -168,7 +168,7 @@
     </w:p>
     <w:p>
       <w:r>
-        <w:t>Detta dokument behandlar höga naturvärden i avverkningsanmälan A 24485-2026 i Kiruna kommun. Denna avverkningsanmälan inkom 2026-05-28 00:00:00 och omfattar 14,8 ha.</w:t>
+        <w:t>Detta dokument behandlar höga naturvärden i avverkningsanmälan A 24485-2026 i Kiruna kommun som inkom 2026-05-28 och omfattar 14,8 ha.</w:t>
       </w:r>
     </w:p>
     <w:p>
@@ -191,12 +191,15 @@
     </w:p>
     <w:p>
       <w:r>
-        <w:t>I avverkningsanmälan har följande 4 naturvårdsarter hittats: fläckporing (VU), vitplätt (NT), dropptaggsvamp (S) och plattlummer (S, §9). Av dessa är 2 rödlistade. För rödlistade arter har rödlistekategorin angivits inom parentes. Arter som är signalarter enligt Skogsstyrelsen har markerats med (S). För fridlysta arter anges även paragrafen i Artskyddsförordningen som arten är fridlyst enligt.</w:t>
+        <w:t>I och inom 19 meter från avverkningsanmälan har följande 4 naturvårdsarter hittats: fläckporing (VU, T), dropptaggsvamp (NT, T), vitplätt (NT) och plattlummer (S, T, §9). Av dessa är 3 rödlistade. För rödlistade arter har rödlistekategorin angivits inom parentes. Arter som är signalarter enligt Skogsstyrelsen har markerats med (S). Typiska arter inom Natura 2000 som är kopplade till skogsekosystem har markerats med (T). För fridlysta arter anges även paragrafen i Artskyddsförordningen som arten är fridlyst enligt.</w:t>
       </w:r>
     </w:p>
     <w:p>
       <w:r>
-        <w:t>De påträffade naturvårdsarterna är ett tydligt kvitto på att detta rör sig om en skog med höga naturvärden. I Figur 1 visas en karta över det avverkningsanmälda området, där samtliga fyndplatser för naturvårdsarter som finns registrerade på Artportalen har markerats.</w:t>
+        <w:t>De påträffade naturvårdsarterna är ett tydligt kvitto på att det rör sig om en skog med höga naturvärden.</w:t>
+      </w:r>
+      <w:r>
+        <w:t xml:space="preserve"> I Figur 1 visas fyndplatser för naturvårdsarter i området, som finns registrerade på Artportalen.</w:t>
       </w:r>
     </w:p>
     <w:p>
@@ -206,7 +209,7 @@
       <w:r>
         <w:drawing>
           <wp:inline xmlns:a="http://schemas.openxmlformats.org/drawingml/2006/main" xmlns:pic="http://schemas.openxmlformats.org/drawingml/2006/picture">
-            <wp:extent cx="5486400" cy="7044511"/>
+            <wp:extent cx="4691134" cy="5688000"/>
             <wp:docPr id="1" name="Picture 1"/>
             <wp:cNvGraphicFramePr>
               <a:graphicFrameLocks noChangeAspect="1"/>
@@ -227,7 +230,7 @@
                   <pic:spPr>
                     <a:xfrm>
                       <a:off x="0" y="0"/>
-                      <a:ext cx="5486400" cy="7044511"/>
+                      <a:ext cx="4691134" cy="5688000"/>
                     </a:xfrm>
                     <a:prstGeom prst="rect"/>
                   </pic:spPr>
@@ -241,9 +244,60 @@
     <w:p>
       <w:pPr>
         <w:pStyle w:val="Caption"/>
+        <w:spacing w:after="240"/>
       </w:pPr>
       <w:r>
-        <w:t>Figur 1. Fyndplatser för naturvårdsarter i det avverkningsanmälda området (röd linje). Markörer utan svart kant är placerade på fyndplatsen. Markörer med svart kant är placerade vid sidan av fyndplatsen och har ett svart streck som visar fyndplatsens exakta position. Kartans mittpunktskoordinat är N 7525624, E 769063 i SWEREF 99 TM.</w:t>
+        <w:t>Figur 1. Fyndplatser för naturvårdsarter i och inom 19 meter från avverkningsanmälan (röd linje). Markörer utan svart kant är placerade på fyndplatsen. Markörer med svart kant är placerade vid sidan av fyndplatsen och har ett svart streck som visar fyndplatsens exakta position. Kartans mittpunktskoordinat är N 7525624, E 769063 i SWEREF 99 TM.</w:t>
+      </w:r>
+    </w:p>
+    <w:p>
+      <w:pPr>
+        <w:pStyle w:val="Heading2"/>
+      </w:pPr>
+      <w:r>
+        <w:t>Fridlysta arter</w:t>
+      </w:r>
+    </w:p>
+    <w:p>
+      <w:r>
+        <w:t>Följande fridlysta arter har sina livsmiljöer och växtplatser i den avverkningsanmälda skogen: plattlummer (S, T, §9).</w:t>
+      </w:r>
+    </w:p>
+    <w:p>
+      <w:r>
+        <w:rPr>
+          <w:b/>
+        </w:rPr>
+        <w:t>Plattlummer (§9)</w:t>
+      </w:r>
+      <w:r>
+        <w:t xml:space="preserve"> växer främst i ljusöppna sandtallskogar eller annan gles, torr och brandpräglad hedbarrskog. Den är mest frekvent i olika typer av naturskogar och kontinuitetsskogar och missgynnas markant av slutavverkning och maskinell markberedning. Söder ut i landet förekommer de närstående arterna cypresslummer (VU, §8) och mellanlummer (VU, §9), vilka båda omfattas av EU:s art- och habitatdirektiv. Plattlummer är typisk art för </w:t>
+      </w:r>
+      <w:r>
+        <w:rPr>
+          <w:i/>
+        </w:rPr>
+        <w:t xml:space="preserve">9010 Taiga </w:t>
+      </w:r>
+      <w:r>
+        <w:t>och</w:t>
+      </w:r>
+      <w:r>
+        <w:rPr>
+          <w:i/>
+        </w:rPr>
+        <w:t xml:space="preserve"> 2320 Rissandhedar </w:t>
+      </w:r>
+      <w:r>
+        <w:t>(Nitare &amp; Skogsstyrelsen, 2019; SLU Artdatabanken, 2025).</w:t>
+      </w:r>
+    </w:p>
+    <w:p>
+      <w:pPr>
+        <w:pStyle w:val="Heading2"/>
+      </w:pPr>
+      <w:r>
+        <w:t>Övriga naturvårdsarter</w:t>
       </w:r>
     </w:p>
     <w:p>
@@ -295,48 +349,6 @@
       </w:r>
       <w:r>
         <w:t xml:space="preserve"> är en nedbrytare av död, hård och torr tallved och orsakar brunröta. Den förekommer mest i äldre, naturskogsliknande tallskog eller blandskog med äldre tall. Arten hotas av avverkning av gammal, senvuxen tall. I södra Sverige råder brist på lämpliga habitat och arten kan inte längre sprida sig utanför sina få kända växtplatser. Lokaler med gammal tall bör undantas från skogsbruk, i synnerhet i södra Sverige (SLU Artdatabanken, 2024).</w:t>
-      </w:r>
-    </w:p>
-    <w:p>
-      <w:pPr>
-        <w:pStyle w:val="Heading1"/>
-      </w:pPr>
-      <w:r>
-        <w:t>Fridlysta arter</w:t>
-      </w:r>
-    </w:p>
-    <w:p>
-      <w:r>
-        <w:t>Följande fridlysta arter har sina livsmiljöer och växtplatser i den avverkningsanmälda skogen: plattlummer (S, §9).</w:t>
-      </w:r>
-    </w:p>
-    <w:p>
-      <w:r>
-        <w:rPr>
-          <w:b/>
-        </w:rPr>
-        <w:t>Plattlummer (§9)</w:t>
-      </w:r>
-      <w:r>
-        <w:t xml:space="preserve"> växer främst i ljusöppna sandtallskogar eller annan gles, torr och brandpräglad hedbarrskog. Den är mest frekvent i olika typer av naturskogar och kontinuitetsskogar och missgynnas markant av slutavverkning och maskinell markberedning. Söder ut i landet förekommer de närstående arterna cypresslummer (VU, §8) och mellanlummer (VU, §9), vilka båda omfattas av EU:s art- och habitatdirektiv. Plattlummer är typisk art för </w:t>
-      </w:r>
-      <w:r>
-        <w:rPr>
-          <w:i/>
-        </w:rPr>
-        <w:t xml:space="preserve">9010 Taiga </w:t>
-      </w:r>
-      <w:r>
-        <w:t>och</w:t>
-      </w:r>
-      <w:r>
-        <w:rPr>
-          <w:i/>
-        </w:rPr>
-        <w:t xml:space="preserve"> 2320 Rissandhedar </w:t>
-      </w:r>
-      <w:r>
-        <w:t>(Nitare &amp; Skogsstyrelsen, 2019; SLU Artdatabanken, 2025).</w:t>
       </w:r>
     </w:p>
     <w:p>
@@ -429,7 +441,7 @@
         <w:rPr>
           <w:i/>
         </w:rPr>
-        <w:t>I det avverkningsanmälda skogsområdet har 4 naturvårdsarter varav 2 rödlistade arter sina livsmiljöer och växtplatser.</w:t>
+        <w:t>I det avverkningsanmälda skogsområdet har 4 naturvårdsarter varav 3 rödlistade arter sina livsmiljöer och växtplatser.</w:t>
       </w:r>
     </w:p>
     <w:p>
@@ -634,7 +646,7 @@
 </file>
 
 <file path=word/endnotes.xml><?xml version="1.0" encoding="utf-8"?>
-<w:endnotes xmlns:wpc="http://schemas.microsoft.com/office/word/2010/wordprocessingCanvas" xmlns:cx="http://schemas.microsoft.com/office/drawing/2014/chartex" xmlns:cx1="http://schemas.microsoft.com/office/drawing/2015/9/8/chartex" xmlns:cx2="http://schemas.microsoft.com/office/drawing/2015/10/21/chartex" xmlns:cx3="http://schemas.microsoft.com/office/drawing/2016/5/9/chartex" xmlns:cx4="http://schemas.microsoft.com/office/drawing/2016/5/10/chartex" xmlns:cx5="http://schemas.microsoft.com/office/drawing/2016/5/11/chartex" xmlns:cx6="http://schemas.microsoft.com/office/drawing/2016/5/12/chartex" xmlns:cx7="http://schemas.microsoft.com/office/drawing/2016/5/13/chartex" xmlns:cx8="http://schemas.microsoft.com/office/drawing/2016/5/14/chartex" xmlns:mc="http://schemas.openxmlformats.org/markup-compatibility/2006" xmlns:aink="http://schemas.microsoft.com/office/drawing/2016/ink" xmlns:am3d="http://schemas.microsoft.com/office/drawing/2017/model3d" xmlns:o="urn:schemas-microsoft-com:office:office" xmlns:oel="http://schemas.microsoft.com/office/2019/extlst" xmlns:r="http://schemas.openxmlformats.org/officeDocument/2006/relationships" xmlns:m="http://schemas.openxmlformats.org/officeDocument/2006/math" xmlns:v="urn:schemas-microsoft-com:vml" xmlns:wp14="http://schemas.microsoft.com/office/word/2010/wordprocessingDrawing" xmlns:wp="http://schemas.openxmlformats.org/drawingml/2006/wordprocessingDrawing" xmlns:w10="urn:schemas-microsoft-com:office:word" xmlns:w="http://schemas.openxmlformats.org/wordprocessingml/2006/main" xmlns:w14="http://schemas.microsoft.com/office/word/2010/wordml" xmlns:w15="http://schemas.microsoft.com/office/word/2012/wordml" xmlns:w16cex="http://schemas.microsoft.com/office/word/2018/wordml/cex" xmlns:w16cid="http://schemas.microsoft.com/office/word/2016/wordml/cid" xmlns:w16="http://schemas.microsoft.com/office/word/2018/wordml" xmlns:w16sdtdh="http://schemas.microsoft.com/office/word/2020/wordml/sdtdatahash" xmlns:w16se="http://schemas.microsoft.com/office/word/2015/wordml/symex" xmlns:wpg="http://schemas.microsoft.com/office/word/2010/wordprocessingGroup" xmlns:wpi="http://schemas.microsoft.com/office/word/2010/wordprocessingInk" xmlns:wne="http://schemas.microsoft.com/office/word/2006/wordml" xmlns:wps="http://schemas.microsoft.com/office/word/2010/wordprocessingShape" mc:Ignorable="w14 w15 w16se w16cid w16 w16cex w16sdtdh wp14">
+<w:endnotes xmlns:wpc="http://schemas.microsoft.com/office/word/2010/wordprocessingCanvas" xmlns:cx="http://schemas.microsoft.com/office/drawing/2014/chartex" xmlns:cx1="http://schemas.microsoft.com/office/drawing/2015/9/8/chartex" xmlns:cx2="http://schemas.microsoft.com/office/drawing/2015/10/21/chartex" xmlns:cx3="http://schemas.microsoft.com/office/drawing/2016/5/9/chartex" xmlns:cx4="http://schemas.microsoft.com/office/drawing/2016/5/10/chartex" xmlns:cx5="http://schemas.microsoft.com/office/drawing/2016/5/11/chartex" xmlns:cx6="http://schemas.microsoft.com/office/drawing/2016/5/12/chartex" xmlns:cx7="http://schemas.microsoft.com/office/drawing/2016/5/13/chartex" xmlns:cx8="http://schemas.microsoft.com/office/drawing/2016/5/14/chartex" xmlns:mc="http://schemas.openxmlformats.org/markup-compatibility/2006" xmlns:aink="http://schemas.microsoft.com/office/drawing/2016/ink" xmlns:am3d="http://schemas.microsoft.com/office/drawing/2017/model3d" xmlns:o="urn:schemas-microsoft-com:office:office" xmlns:oel="http://schemas.microsoft.com/office/2019/extlst" xmlns:r="http://schemas.openxmlformats.org/officeDocument/2006/relationships" xmlns:m="http://schemas.openxmlformats.org/officeDocument/2006/math" xmlns:v="urn:schemas-microsoft-com:vml" xmlns:wp14="http://schemas.microsoft.com/office/word/2010/wordprocessingDrawing" xmlns:wp="http://schemas.openxmlformats.org/drawingml/2006/wordprocessingDrawing" xmlns:w10="urn:schemas-microsoft-com:office:word" xmlns:w="http://schemas.openxmlformats.org/wordprocessingml/2006/main" xmlns:w14="http://schemas.microsoft.com/office/word/2010/wordml" xmlns:w15="http://schemas.microsoft.com/office/word/2012/wordml" xmlns:w16cex="http://schemas.microsoft.com/office/word/2018/wordml/cex" xmlns:w16cid="http://schemas.microsoft.com/office/word/2016/wordml/cid" xmlns:w16="http://schemas.microsoft.com/office/word/2018/wordml" xmlns:w16du="http://schemas.microsoft.com/office/word/2023/wordml/word16du" xmlns:w16sdtdh="http://schemas.microsoft.com/office/word/2020/wordml/sdtdatahash" xmlns:w16sdtfl="http://schemas.microsoft.com/office/word/2024/wordml/sdtformatlock" xmlns:w16se="http://schemas.microsoft.com/office/word/2015/wordml/symex" xmlns:wpg="http://schemas.microsoft.com/office/word/2010/wordprocessingGroup" xmlns:wpi="http://schemas.microsoft.com/office/word/2010/wordprocessingInk" xmlns:wne="http://schemas.microsoft.com/office/word/2006/wordml" xmlns:wps="http://schemas.microsoft.com/office/word/2010/wordprocessingShape" mc:Ignorable="w14 w15 w16se w16cid w16 w16cex w16sdtdh w16sdtfl w16du wp14">
   <w:endnote w:type="separator" w:id="-1">
     <w:p>
       <w:pPr>
@@ -659,7 +671,7 @@
 </file>
 
 <file path=word/footer1.xml><?xml version="1.0" encoding="utf-8"?>
-<w:ftr xmlns:wpc="http://schemas.microsoft.com/office/word/2010/wordprocessingCanvas" xmlns:cx="http://schemas.microsoft.com/office/drawing/2014/chartex" xmlns:cx1="http://schemas.microsoft.com/office/drawing/2015/9/8/chartex" xmlns:cx2="http://schemas.microsoft.com/office/drawing/2015/10/21/chartex" xmlns:cx3="http://schemas.microsoft.com/office/drawing/2016/5/9/chartex" xmlns:cx4="http://schemas.microsoft.com/office/drawing/2016/5/10/chartex" xmlns:cx5="http://schemas.microsoft.com/office/drawing/2016/5/11/chartex" xmlns:cx6="http://schemas.microsoft.com/office/drawing/2016/5/12/chartex" xmlns:cx7="http://schemas.microsoft.com/office/drawing/2016/5/13/chartex" xmlns:cx8="http://schemas.microsoft.com/office/drawing/2016/5/14/chartex" xmlns:mc="http://schemas.openxmlformats.org/markup-compatibility/2006" xmlns:aink="http://schemas.microsoft.com/office/drawing/2016/ink" xmlns:am3d="http://schemas.microsoft.com/office/drawing/2017/model3d" xmlns:o="urn:schemas-microsoft-com:office:office" xmlns:oel="http://schemas.microsoft.com/office/2019/extlst" xmlns:r="http://schemas.openxmlformats.org/officeDocument/2006/relationships" xmlns:m="http://schemas.openxmlformats.org/officeDocument/2006/math" xmlns:v="urn:schemas-microsoft-com:vml" xmlns:wp14="http://schemas.microsoft.com/office/word/2010/wordprocessingDrawing" xmlns:wp="http://schemas.openxmlformats.org/drawingml/2006/wordprocessingDrawing" xmlns:w10="urn:schemas-microsoft-com:office:word" xmlns:w="http://schemas.openxmlformats.org/wordprocessingml/2006/main" xmlns:w14="http://schemas.microsoft.com/office/word/2010/wordml" xmlns:w15="http://schemas.microsoft.com/office/word/2012/wordml" xmlns:w16cex="http://schemas.microsoft.com/office/word/2018/wordml/cex" xmlns:w16cid="http://schemas.microsoft.com/office/word/2016/wordml/cid" xmlns:w16="http://schemas.microsoft.com/office/word/2018/wordml" xmlns:w16sdtdh="http://schemas.microsoft.com/office/word/2020/wordml/sdtdatahash" xmlns:w16se="http://schemas.microsoft.com/office/word/2015/wordml/symex" xmlns:wpg="http://schemas.microsoft.com/office/word/2010/wordprocessingGroup" xmlns:wpi="http://schemas.microsoft.com/office/word/2010/wordprocessingInk" xmlns:wne="http://schemas.microsoft.com/office/word/2006/wordml" xmlns:wps="http://schemas.microsoft.com/office/word/2010/wordprocessingShape" mc:Ignorable="w14 w15 w16se w16cid w16 w16cex w16sdtdh wp14">
+<w:ftr xmlns:wpc="http://schemas.microsoft.com/office/word/2010/wordprocessingCanvas" xmlns:cx="http://schemas.microsoft.com/office/drawing/2014/chartex" xmlns:cx1="http://schemas.microsoft.com/office/drawing/2015/9/8/chartex" xmlns:cx2="http://schemas.microsoft.com/office/drawing/2015/10/21/chartex" xmlns:cx3="http://schemas.microsoft.com/office/drawing/2016/5/9/chartex" xmlns:cx4="http://schemas.microsoft.com/office/drawing/2016/5/10/chartex" xmlns:cx5="http://schemas.microsoft.com/office/drawing/2016/5/11/chartex" xmlns:cx6="http://schemas.microsoft.com/office/drawing/2016/5/12/chartex" xmlns:cx7="http://schemas.microsoft.com/office/drawing/2016/5/13/chartex" xmlns:cx8="http://schemas.microsoft.com/office/drawing/2016/5/14/chartex" xmlns:mc="http://schemas.openxmlformats.org/markup-compatibility/2006" xmlns:aink="http://schemas.microsoft.com/office/drawing/2016/ink" xmlns:am3d="http://schemas.microsoft.com/office/drawing/2017/model3d" xmlns:o="urn:schemas-microsoft-com:office:office" xmlns:oel="http://schemas.microsoft.com/office/2019/extlst" xmlns:r="http://schemas.openxmlformats.org/officeDocument/2006/relationships" xmlns:m="http://schemas.openxmlformats.org/officeDocument/2006/math" xmlns:v="urn:schemas-microsoft-com:vml" xmlns:wp14="http://schemas.microsoft.com/office/word/2010/wordprocessingDrawing" xmlns:wp="http://schemas.openxmlformats.org/drawingml/2006/wordprocessingDrawing" xmlns:w10="urn:schemas-microsoft-com:office:word" xmlns:w="http://schemas.openxmlformats.org/wordprocessingml/2006/main" xmlns:w14="http://schemas.microsoft.com/office/word/2010/wordml" xmlns:w15="http://schemas.microsoft.com/office/word/2012/wordml" xmlns:w16cex="http://schemas.microsoft.com/office/word/2018/wordml/cex" xmlns:w16cid="http://schemas.microsoft.com/office/word/2016/wordml/cid" xmlns:w16="http://schemas.microsoft.com/office/word/2018/wordml" xmlns:w16du="http://schemas.microsoft.com/office/word/2023/wordml/word16du" xmlns:w16sdtdh="http://schemas.microsoft.com/office/word/2020/wordml/sdtdatahash" xmlns:w16sdtfl="http://schemas.microsoft.com/office/word/2024/wordml/sdtformatlock" xmlns:w16se="http://schemas.microsoft.com/office/word/2015/wordml/symex" xmlns:wpg="http://schemas.microsoft.com/office/word/2010/wordprocessingGroup" xmlns:wpi="http://schemas.microsoft.com/office/word/2010/wordprocessingInk" xmlns:wne="http://schemas.microsoft.com/office/word/2006/wordml" xmlns:wps="http://schemas.microsoft.com/office/word/2010/wordprocessingShape" mc:Ignorable="w14 w15 w16se w16cid w16 w16cex w16sdtdh w16sdtfl w16du wp14">
   <w:p>
     <w:pPr>
       <w:pStyle w:val="Footer"/>
@@ -669,7 +681,7 @@
 </file>
 
 <file path=word/footer2.xml><?xml version="1.0" encoding="utf-8"?>
-<w:ftr xmlns:wpc="http://schemas.microsoft.com/office/word/2010/wordprocessingCanvas" xmlns:cx="http://schemas.microsoft.com/office/drawing/2014/chartex" xmlns:cx1="http://schemas.microsoft.com/office/drawing/2015/9/8/chartex" xmlns:cx2="http://schemas.microsoft.com/office/drawing/2015/10/21/chartex" xmlns:cx3="http://schemas.microsoft.com/office/drawing/2016/5/9/chartex" xmlns:cx4="http://schemas.microsoft.com/office/drawing/2016/5/10/chartex" xmlns:cx5="http://schemas.microsoft.com/office/drawing/2016/5/11/chartex" xmlns:cx6="http://schemas.microsoft.com/office/drawing/2016/5/12/chartex" xmlns:cx7="http://schemas.microsoft.com/office/drawing/2016/5/13/chartex" xmlns:cx8="http://schemas.microsoft.com/office/drawing/2016/5/14/chartex" xmlns:mc="http://schemas.openxmlformats.org/markup-compatibility/2006" xmlns:aink="http://schemas.microsoft.com/office/drawing/2016/ink" xmlns:am3d="http://schemas.microsoft.com/office/drawing/2017/model3d" xmlns:o="urn:schemas-microsoft-com:office:office" xmlns:oel="http://schemas.microsoft.com/office/2019/extlst" xmlns:r="http://schemas.openxmlformats.org/officeDocument/2006/relationships" xmlns:m="http://schemas.openxmlformats.org/officeDocument/2006/math" xmlns:v="urn:schemas-microsoft-com:vml" xmlns:wp14="http://schemas.microsoft.com/office/word/2010/wordprocessingDrawing" xmlns:wp="http://schemas.openxmlformats.org/drawingml/2006/wordprocessingDrawing" xmlns:w10="urn:schemas-microsoft-com:office:word" xmlns:w="http://schemas.openxmlformats.org/wordprocessingml/2006/main" xmlns:w14="http://schemas.microsoft.com/office/word/2010/wordml" xmlns:w15="http://schemas.microsoft.com/office/word/2012/wordml" xmlns:w16cex="http://schemas.microsoft.com/office/word/2018/wordml/cex" xmlns:w16cid="http://schemas.microsoft.com/office/word/2016/wordml/cid" xmlns:w16="http://schemas.microsoft.com/office/word/2018/wordml" xmlns:w16sdtdh="http://schemas.microsoft.com/office/word/2020/wordml/sdtdatahash" xmlns:w16se="http://schemas.microsoft.com/office/word/2015/wordml/symex" xmlns:wpg="http://schemas.microsoft.com/office/word/2010/wordprocessingGroup" xmlns:wpi="http://schemas.microsoft.com/office/word/2010/wordprocessingInk" xmlns:wne="http://schemas.microsoft.com/office/word/2006/wordml" xmlns:wps="http://schemas.microsoft.com/office/word/2010/wordprocessingShape" mc:Ignorable="w14 w15 w16se w16cid w16 w16cex w16sdtdh wp14">
+<w:ftr xmlns:wpc="http://schemas.microsoft.com/office/word/2010/wordprocessingCanvas" xmlns:cx="http://schemas.microsoft.com/office/drawing/2014/chartex" xmlns:cx1="http://schemas.microsoft.com/office/drawing/2015/9/8/chartex" xmlns:cx2="http://schemas.microsoft.com/office/drawing/2015/10/21/chartex" xmlns:cx3="http://schemas.microsoft.com/office/drawing/2016/5/9/chartex" xmlns:cx4="http://schemas.microsoft.com/office/drawing/2016/5/10/chartex" xmlns:cx5="http://schemas.microsoft.com/office/drawing/2016/5/11/chartex" xmlns:cx6="http://schemas.microsoft.com/office/drawing/2016/5/12/chartex" xmlns:cx7="http://schemas.microsoft.com/office/drawing/2016/5/13/chartex" xmlns:cx8="http://schemas.microsoft.com/office/drawing/2016/5/14/chartex" xmlns:mc="http://schemas.openxmlformats.org/markup-compatibility/2006" xmlns:aink="http://schemas.microsoft.com/office/drawing/2016/ink" xmlns:am3d="http://schemas.microsoft.com/office/drawing/2017/model3d" xmlns:o="urn:schemas-microsoft-com:office:office" xmlns:oel="http://schemas.microsoft.com/office/2019/extlst" xmlns:r="http://schemas.openxmlformats.org/officeDocument/2006/relationships" xmlns:m="http://schemas.openxmlformats.org/officeDocument/2006/math" xmlns:v="urn:schemas-microsoft-com:vml" xmlns:wp14="http://schemas.microsoft.com/office/word/2010/wordprocessingDrawing" xmlns:wp="http://schemas.openxmlformats.org/drawingml/2006/wordprocessingDrawing" xmlns:w10="urn:schemas-microsoft-com:office:word" xmlns:w="http://schemas.openxmlformats.org/wordprocessingml/2006/main" xmlns:w14="http://schemas.microsoft.com/office/word/2010/wordml" xmlns:w15="http://schemas.microsoft.com/office/word/2012/wordml" xmlns:w16cex="http://schemas.microsoft.com/office/word/2018/wordml/cex" xmlns:w16cid="http://schemas.microsoft.com/office/word/2016/wordml/cid" xmlns:w16="http://schemas.microsoft.com/office/word/2018/wordml" xmlns:w16du="http://schemas.microsoft.com/office/word/2023/wordml/word16du" xmlns:w16sdtdh="http://schemas.microsoft.com/office/word/2020/wordml/sdtdatahash" xmlns:w16sdtfl="http://schemas.microsoft.com/office/word/2024/wordml/sdtformatlock" xmlns:w16se="http://schemas.microsoft.com/office/word/2015/wordml/symex" xmlns:wpg="http://schemas.microsoft.com/office/word/2010/wordprocessingGroup" xmlns:wpi="http://schemas.microsoft.com/office/word/2010/wordprocessingInk" xmlns:wne="http://schemas.microsoft.com/office/word/2006/wordml" xmlns:wps="http://schemas.microsoft.com/office/word/2010/wordprocessingShape" mc:Ignorable="w14 w15 w16se w16cid w16 w16cex w16sdtdh w16sdtfl w16du wp14">
   <w:p>
     <w:pPr>
       <w:pStyle w:val="Footer"/>
@@ -679,7 +691,7 @@
 </file>
 
 <file path=word/footer3.xml><?xml version="1.0" encoding="utf-8"?>
-<w:ftr xmlns:wpc="http://schemas.microsoft.com/office/word/2010/wordprocessingCanvas" xmlns:cx="http://schemas.microsoft.com/office/drawing/2014/chartex" xmlns:cx1="http://schemas.microsoft.com/office/drawing/2015/9/8/chartex" xmlns:cx2="http://schemas.microsoft.com/office/drawing/2015/10/21/chartex" xmlns:cx3="http://schemas.microsoft.com/office/drawing/2016/5/9/chartex" xmlns:cx4="http://schemas.microsoft.com/office/drawing/2016/5/10/chartex" xmlns:cx5="http://schemas.microsoft.com/office/drawing/2016/5/11/chartex" xmlns:cx6="http://schemas.microsoft.com/office/drawing/2016/5/12/chartex" xmlns:cx7="http://schemas.microsoft.com/office/drawing/2016/5/13/chartex" xmlns:cx8="http://schemas.microsoft.com/office/drawing/2016/5/14/chartex" xmlns:mc="http://schemas.openxmlformats.org/markup-compatibility/2006" xmlns:aink="http://schemas.microsoft.com/office/drawing/2016/ink" xmlns:am3d="http://schemas.microsoft.com/office/drawing/2017/model3d" xmlns:o="urn:schemas-microsoft-com:office:office" xmlns:oel="http://schemas.microsoft.com/office/2019/extlst" xmlns:r="http://schemas.openxmlformats.org/officeDocument/2006/relationships" xmlns:m="http://schemas.openxmlformats.org/officeDocument/2006/math" xmlns:v="urn:schemas-microsoft-com:vml" xmlns:wp14="http://schemas.microsoft.com/office/word/2010/wordprocessingDrawing" xmlns:wp="http://schemas.openxmlformats.org/drawingml/2006/wordprocessingDrawing" xmlns:w10="urn:schemas-microsoft-com:office:word" xmlns:w="http://schemas.openxmlformats.org/wordprocessingml/2006/main" xmlns:w14="http://schemas.microsoft.com/office/word/2010/wordml" xmlns:w15="http://schemas.microsoft.com/office/word/2012/wordml" xmlns:w16cex="http://schemas.microsoft.com/office/word/2018/wordml/cex" xmlns:w16cid="http://schemas.microsoft.com/office/word/2016/wordml/cid" xmlns:w16="http://schemas.microsoft.com/office/word/2018/wordml" xmlns:w16sdtdh="http://schemas.microsoft.com/office/word/2020/wordml/sdtdatahash" xmlns:w16se="http://schemas.microsoft.com/office/word/2015/wordml/symex" xmlns:wpg="http://schemas.microsoft.com/office/word/2010/wordprocessingGroup" xmlns:wpi="http://schemas.microsoft.com/office/word/2010/wordprocessingInk" xmlns:wne="http://schemas.microsoft.com/office/word/2006/wordml" xmlns:wps="http://schemas.microsoft.com/office/word/2010/wordprocessingShape" mc:Ignorable="w14 w15 w16se w16cid w16 w16cex w16sdtdh wp14">
+<w:ftr xmlns:wpc="http://schemas.microsoft.com/office/word/2010/wordprocessingCanvas" xmlns:cx="http://schemas.microsoft.com/office/drawing/2014/chartex" xmlns:cx1="http://schemas.microsoft.com/office/drawing/2015/9/8/chartex" xmlns:cx2="http://schemas.microsoft.com/office/drawing/2015/10/21/chartex" xmlns:cx3="http://schemas.microsoft.com/office/drawing/2016/5/9/chartex" xmlns:cx4="http://schemas.microsoft.com/office/drawing/2016/5/10/chartex" xmlns:cx5="http://schemas.microsoft.com/office/drawing/2016/5/11/chartex" xmlns:cx6="http://schemas.microsoft.com/office/drawing/2016/5/12/chartex" xmlns:cx7="http://schemas.microsoft.com/office/drawing/2016/5/13/chartex" xmlns:cx8="http://schemas.microsoft.com/office/drawing/2016/5/14/chartex" xmlns:mc="http://schemas.openxmlformats.org/markup-compatibility/2006" xmlns:aink="http://schemas.microsoft.com/office/drawing/2016/ink" xmlns:am3d="http://schemas.microsoft.com/office/drawing/2017/model3d" xmlns:o="urn:schemas-microsoft-com:office:office" xmlns:oel="http://schemas.microsoft.com/office/2019/extlst" xmlns:r="http://schemas.openxmlformats.org/officeDocument/2006/relationships" xmlns:m="http://schemas.openxmlformats.org/officeDocument/2006/math" xmlns:v="urn:schemas-microsoft-com:vml" xmlns:wp14="http://schemas.microsoft.com/office/word/2010/wordprocessingDrawing" xmlns:wp="http://schemas.openxmlformats.org/drawingml/2006/wordprocessingDrawing" xmlns:w10="urn:schemas-microsoft-com:office:word" xmlns:w="http://schemas.openxmlformats.org/wordprocessingml/2006/main" xmlns:w14="http://schemas.microsoft.com/office/word/2010/wordml" xmlns:w15="http://schemas.microsoft.com/office/word/2012/wordml" xmlns:w16cex="http://schemas.microsoft.com/office/word/2018/wordml/cex" xmlns:w16cid="http://schemas.microsoft.com/office/word/2016/wordml/cid" xmlns:w16="http://schemas.microsoft.com/office/word/2018/wordml" xmlns:w16du="http://schemas.microsoft.com/office/word/2023/wordml/word16du" xmlns:w16sdtdh="http://schemas.microsoft.com/office/word/2020/wordml/sdtdatahash" xmlns:w16sdtfl="http://schemas.microsoft.com/office/word/2024/wordml/sdtformatlock" xmlns:w16se="http://schemas.microsoft.com/office/word/2015/wordml/symex" xmlns:wpg="http://schemas.microsoft.com/office/word/2010/wordprocessingGroup" xmlns:wpi="http://schemas.microsoft.com/office/word/2010/wordprocessingInk" xmlns:wne="http://schemas.microsoft.com/office/word/2006/wordml" xmlns:wps="http://schemas.microsoft.com/office/word/2010/wordprocessingShape" mc:Ignorable="w14 w15 w16se w16cid w16 w16cex w16sdtdh w16sdtfl w16du wp14">
   <w:p>
     <w:pPr>
       <w:pStyle w:val="Footer"/>
@@ -689,7 +701,7 @@
 </file>
 
 <file path=word/footnotes.xml><?xml version="1.0" encoding="utf-8"?>
-<w:footnotes xmlns:wpc="http://schemas.microsoft.com/office/word/2010/wordprocessingCanvas" xmlns:cx="http://schemas.microsoft.com/office/drawing/2014/chartex" xmlns:cx1="http://schemas.microsoft.com/office/drawing/2015/9/8/chartex" xmlns:cx2="http://schemas.microsoft.com/office/drawing/2015/10/21/chartex" xmlns:cx3="http://schemas.microsoft.com/office/drawing/2016/5/9/chartex" xmlns:cx4="http://schemas.microsoft.com/office/drawing/2016/5/10/chartex" xmlns:cx5="http://schemas.microsoft.com/office/drawing/2016/5/11/chartex" xmlns:cx6="http://schemas.microsoft.com/office/drawing/2016/5/12/chartex" xmlns:cx7="http://schemas.microsoft.com/office/drawing/2016/5/13/chartex" xmlns:cx8="http://schemas.microsoft.com/office/drawing/2016/5/14/chartex" xmlns:mc="http://schemas.openxmlformats.org/markup-compatibility/2006" xmlns:aink="http://schemas.microsoft.com/office/drawing/2016/ink" xmlns:am3d="http://schemas.microsoft.com/office/drawing/2017/model3d" xmlns:o="urn:schemas-microsoft-com:office:office" xmlns:oel="http://schemas.microsoft.com/office/2019/extlst" xmlns:r="http://schemas.openxmlformats.org/officeDocument/2006/relationships" xmlns:m="http://schemas.openxmlformats.org/officeDocument/2006/math" xmlns:v="urn:schemas-microsoft-com:vml" xmlns:wp14="http://schemas.microsoft.com/office/word/2010/wordprocessingDrawing" xmlns:wp="http://schemas.openxmlformats.org/drawingml/2006/wordprocessingDrawing" xmlns:w10="urn:schemas-microsoft-com:office:word" xmlns:w="http://schemas.openxmlformats.org/wordprocessingml/2006/main" xmlns:w14="http://schemas.microsoft.com/office/word/2010/wordml" xmlns:w15="http://schemas.microsoft.com/office/word/2012/wordml" xmlns:w16cex="http://schemas.microsoft.com/office/word/2018/wordml/cex" xmlns:w16cid="http://schemas.microsoft.com/office/word/2016/wordml/cid" xmlns:w16="http://schemas.microsoft.com/office/word/2018/wordml" xmlns:w16sdtdh="http://schemas.microsoft.com/office/word/2020/wordml/sdtdatahash" xmlns:w16se="http://schemas.microsoft.com/office/word/2015/wordml/symex" xmlns:wpg="http://schemas.microsoft.com/office/word/2010/wordprocessingGroup" xmlns:wpi="http://schemas.microsoft.com/office/word/2010/wordprocessingInk" xmlns:wne="http://schemas.microsoft.com/office/word/2006/wordml" xmlns:wps="http://schemas.microsoft.com/office/word/2010/wordprocessingShape" mc:Ignorable="w14 w15 w16se w16cid w16 w16cex w16sdtdh wp14">
+<w:footnotes xmlns:wpc="http://schemas.microsoft.com/office/word/2010/wordprocessingCanvas" xmlns:cx="http://schemas.microsoft.com/office/drawing/2014/chartex" xmlns:cx1="http://schemas.microsoft.com/office/drawing/2015/9/8/chartex" xmlns:cx2="http://schemas.microsoft.com/office/drawing/2015/10/21/chartex" xmlns:cx3="http://schemas.microsoft.com/office/drawing/2016/5/9/chartex" xmlns:cx4="http://schemas.microsoft.com/office/drawing/2016/5/10/chartex" xmlns:cx5="http://schemas.microsoft.com/office/drawing/2016/5/11/chartex" xmlns:cx6="http://schemas.microsoft.com/office/drawing/2016/5/12/chartex" xmlns:cx7="http://schemas.microsoft.com/office/drawing/2016/5/13/chartex" xmlns:cx8="http://schemas.microsoft.com/office/drawing/2016/5/14/chartex" xmlns:mc="http://schemas.openxmlformats.org/markup-compatibility/2006" xmlns:aink="http://schemas.microsoft.com/office/drawing/2016/ink" xmlns:am3d="http://schemas.microsoft.com/office/drawing/2017/model3d" xmlns:o="urn:schemas-microsoft-com:office:office" xmlns:oel="http://schemas.microsoft.com/office/2019/extlst" xmlns:r="http://schemas.openxmlformats.org/officeDocument/2006/relationships" xmlns:m="http://schemas.openxmlformats.org/officeDocument/2006/math" xmlns:v="urn:schemas-microsoft-com:vml" xmlns:wp14="http://schemas.microsoft.com/office/word/2010/wordprocessingDrawing" xmlns:wp="http://schemas.openxmlformats.org/drawingml/2006/wordprocessingDrawing" xmlns:w10="urn:schemas-microsoft-com:office:word" xmlns:w="http://schemas.openxmlformats.org/wordprocessingml/2006/main" xmlns:w14="http://schemas.microsoft.com/office/word/2010/wordml" xmlns:w15="http://schemas.microsoft.com/office/word/2012/wordml" xmlns:w16cex="http://schemas.microsoft.com/office/word/2018/wordml/cex" xmlns:w16cid="http://schemas.microsoft.com/office/word/2016/wordml/cid" xmlns:w16="http://schemas.microsoft.com/office/word/2018/wordml" xmlns:w16du="http://schemas.microsoft.com/office/word/2023/wordml/word16du" xmlns:w16sdtdh="http://schemas.microsoft.com/office/word/2020/wordml/sdtdatahash" xmlns:w16sdtfl="http://schemas.microsoft.com/office/word/2024/wordml/sdtformatlock" xmlns:w16se="http://schemas.microsoft.com/office/word/2015/wordml/symex" xmlns:wpg="http://schemas.microsoft.com/office/word/2010/wordprocessingGroup" xmlns:wpi="http://schemas.microsoft.com/office/word/2010/wordprocessingInk" xmlns:wne="http://schemas.microsoft.com/office/word/2006/wordml" xmlns:wps="http://schemas.microsoft.com/office/word/2010/wordprocessingShape" mc:Ignorable="w14 w15 w16se w16cid w16 w16cex w16sdtdh w16sdtfl w16du wp14">
   <w:footnote w:type="separator" w:id="-1">
     <w:p>
       <w:pPr>
@@ -714,7 +726,7 @@
 </file>
 
 <file path=word/header1.xml><?xml version="1.0" encoding="utf-8"?>
-<w:hdr xmlns:wpc="http://schemas.microsoft.com/office/word/2010/wordprocessingCanvas" xmlns:cx="http://schemas.microsoft.com/office/drawing/2014/chartex" xmlns:cx1="http://schemas.microsoft.com/office/drawing/2015/9/8/chartex" xmlns:cx2="http://schemas.microsoft.com/office/drawing/2015/10/21/chartex" xmlns:cx3="http://schemas.microsoft.com/office/drawing/2016/5/9/chartex" xmlns:cx4="http://schemas.microsoft.com/office/drawing/2016/5/10/chartex" xmlns:cx5="http://schemas.microsoft.com/office/drawing/2016/5/11/chartex" xmlns:cx6="http://schemas.microsoft.com/office/drawing/2016/5/12/chartex" xmlns:cx7="http://schemas.microsoft.com/office/drawing/2016/5/13/chartex" xmlns:cx8="http://schemas.microsoft.com/office/drawing/2016/5/14/chartex" xmlns:mc="http://schemas.openxmlformats.org/markup-compatibility/2006" xmlns:aink="http://schemas.microsoft.com/office/drawing/2016/ink" xmlns:am3d="http://schemas.microsoft.com/office/drawing/2017/model3d" xmlns:o="urn:schemas-microsoft-com:office:office" xmlns:oel="http://schemas.microsoft.com/office/2019/extlst" xmlns:r="http://schemas.openxmlformats.org/officeDocument/2006/relationships" xmlns:m="http://schemas.openxmlformats.org/officeDocument/2006/math" xmlns:v="urn:schemas-microsoft-com:vml" xmlns:wp14="http://schemas.microsoft.com/office/word/2010/wordprocessingDrawing" xmlns:wp="http://schemas.openxmlformats.org/drawingml/2006/wordprocessingDrawing" xmlns:w10="urn:schemas-microsoft-com:office:word" xmlns:w="http://schemas.openxmlformats.org/wordprocessingml/2006/main" xmlns:w14="http://schemas.microsoft.com/office/word/2010/wordml" xmlns:w15="http://schemas.microsoft.com/office/word/2012/wordml" xmlns:w16cex="http://schemas.microsoft.com/office/word/2018/wordml/cex" xmlns:w16cid="http://schemas.microsoft.com/office/word/2016/wordml/cid" xmlns:w16="http://schemas.microsoft.com/office/word/2018/wordml" xmlns:w16sdtdh="http://schemas.microsoft.com/office/word/2020/wordml/sdtdatahash" xmlns:w16se="http://schemas.microsoft.com/office/word/2015/wordml/symex" xmlns:wpg="http://schemas.microsoft.com/office/word/2010/wordprocessingGroup" xmlns:wpi="http://schemas.microsoft.com/office/word/2010/wordprocessingInk" xmlns:wne="http://schemas.microsoft.com/office/word/2006/wordml" xmlns:wps="http://schemas.microsoft.com/office/word/2010/wordprocessingShape" mc:Ignorable="w14 w15 w16se w16cid w16 w16cex w16sdtdh wp14">
+<w:hdr xmlns:wpc="http://schemas.microsoft.com/office/word/2010/wordprocessingCanvas" xmlns:cx="http://schemas.microsoft.com/office/drawing/2014/chartex" xmlns:cx1="http://schemas.microsoft.com/office/drawing/2015/9/8/chartex" xmlns:cx2="http://schemas.microsoft.com/office/drawing/2015/10/21/chartex" xmlns:cx3="http://schemas.microsoft.com/office/drawing/2016/5/9/chartex" xmlns:cx4="http://schemas.microsoft.com/office/drawing/2016/5/10/chartex" xmlns:cx5="http://schemas.microsoft.com/office/drawing/2016/5/11/chartex" xmlns:cx6="http://schemas.microsoft.com/office/drawing/2016/5/12/chartex" xmlns:cx7="http://schemas.microsoft.com/office/drawing/2016/5/13/chartex" xmlns:cx8="http://schemas.microsoft.com/office/drawing/2016/5/14/chartex" xmlns:mc="http://schemas.openxmlformats.org/markup-compatibility/2006" xmlns:aink="http://schemas.microsoft.com/office/drawing/2016/ink" xmlns:am3d="http://schemas.microsoft.com/office/drawing/2017/model3d" xmlns:o="urn:schemas-microsoft-com:office:office" xmlns:oel="http://schemas.microsoft.com/office/2019/extlst" xmlns:r="http://schemas.openxmlformats.org/officeDocument/2006/relationships" xmlns:m="http://schemas.openxmlformats.org/officeDocument/2006/math" xmlns:v="urn:schemas-microsoft-com:vml" xmlns:wp14="http://schemas.microsoft.com/office/word/2010/wordprocessingDrawing" xmlns:wp="http://schemas.openxmlformats.org/drawingml/2006/wordprocessingDrawing" xmlns:w10="urn:schemas-microsoft-com:office:word" xmlns:w="http://schemas.openxmlformats.org/wordprocessingml/2006/main" xmlns:w14="http://schemas.microsoft.com/office/word/2010/wordml" xmlns:w15="http://schemas.microsoft.com/office/word/2012/wordml" xmlns:w16cex="http://schemas.microsoft.com/office/word/2018/wordml/cex" xmlns:w16cid="http://schemas.microsoft.com/office/word/2016/wordml/cid" xmlns:w16="http://schemas.microsoft.com/office/word/2018/wordml" xmlns:w16du="http://schemas.microsoft.com/office/word/2023/wordml/word16du" xmlns:w16sdtdh="http://schemas.microsoft.com/office/word/2020/wordml/sdtdatahash" xmlns:w16sdtfl="http://schemas.microsoft.com/office/word/2024/wordml/sdtformatlock" xmlns:w16se="http://schemas.microsoft.com/office/word/2015/wordml/symex" xmlns:wpg="http://schemas.microsoft.com/office/word/2010/wordprocessingGroup" xmlns:wpi="http://schemas.microsoft.com/office/word/2010/wordprocessingInk" xmlns:wne="http://schemas.microsoft.com/office/word/2006/wordml" xmlns:wps="http://schemas.microsoft.com/office/word/2010/wordprocessingShape" mc:Ignorable="w14 w15 w16se w16cid w16 w16cex w16sdtdh w16sdtfl w16du wp14">
   <w:p>
     <w:pPr>
       <w:pStyle w:val="Header"/>
@@ -724,7 +736,7 @@
 </file>
 
 <file path=word/header2.xml><?xml version="1.0" encoding="utf-8"?>
-<w:hdr xmlns:wpc="http://schemas.microsoft.com/office/word/2010/wordprocessingCanvas" xmlns:cx="http://schemas.microsoft.com/office/drawing/2014/chartex" xmlns:cx1="http://schemas.microsoft.com/office/drawing/2015/9/8/chartex" xmlns:cx2="http://schemas.microsoft.com/office/drawing/2015/10/21/chartex" xmlns:cx3="http://schemas.microsoft.com/office/drawing/2016/5/9/chartex" xmlns:cx4="http://schemas.microsoft.com/office/drawing/2016/5/10/chartex" xmlns:cx5="http://schemas.microsoft.com/office/drawing/2016/5/11/chartex" xmlns:cx6="http://schemas.microsoft.com/office/drawing/2016/5/12/chartex" xmlns:cx7="http://schemas.microsoft.com/office/drawing/2016/5/13/chartex" xmlns:cx8="http://schemas.microsoft.com/office/drawing/2016/5/14/chartex" xmlns:mc="http://schemas.openxmlformats.org/markup-compatibility/2006" xmlns:aink="http://schemas.microsoft.com/office/drawing/2016/ink" xmlns:am3d="http://schemas.microsoft.com/office/drawing/2017/model3d" xmlns:o="urn:schemas-microsoft-com:office:office" xmlns:oel="http://schemas.microsoft.com/office/2019/extlst" xmlns:r="http://schemas.openxmlformats.org/officeDocument/2006/relationships" xmlns:m="http://schemas.openxmlformats.org/officeDocument/2006/math" xmlns:v="urn:schemas-microsoft-com:vml" xmlns:wp14="http://schemas.microsoft.com/office/word/2010/wordprocessingDrawing" xmlns:wp="http://schemas.openxmlformats.org/drawingml/2006/wordprocessingDrawing" xmlns:w10="urn:schemas-microsoft-com:office:word" xmlns:w="http://schemas.openxmlformats.org/wordprocessingml/2006/main" xmlns:w14="http://schemas.microsoft.com/office/word/2010/wordml" xmlns:w15="http://schemas.microsoft.com/office/word/2012/wordml" xmlns:w16cex="http://schemas.microsoft.com/office/word/2018/wordml/cex" xmlns:w16cid="http://schemas.microsoft.com/office/word/2016/wordml/cid" xmlns:w16="http://schemas.microsoft.com/office/word/2018/wordml" xmlns:w16sdtdh="http://schemas.microsoft.com/office/word/2020/wordml/sdtdatahash" xmlns:w16se="http://schemas.microsoft.com/office/word/2015/wordml/symex" xmlns:wpg="http://schemas.microsoft.com/office/word/2010/wordprocessingGroup" xmlns:wpi="http://schemas.microsoft.com/office/word/2010/wordprocessingInk" xmlns:wne="http://schemas.microsoft.com/office/word/2006/wordml" xmlns:wps="http://schemas.microsoft.com/office/word/2010/wordprocessingShape" mc:Ignorable="w14 w15 w16se w16cid w16 w16cex w16sdtdh wp14">
+<w:hdr xmlns:wpc="http://schemas.microsoft.com/office/word/2010/wordprocessingCanvas" xmlns:cx="http://schemas.microsoft.com/office/drawing/2014/chartex" xmlns:cx1="http://schemas.microsoft.com/office/drawing/2015/9/8/chartex" xmlns:cx2="http://schemas.microsoft.com/office/drawing/2015/10/21/chartex" xmlns:cx3="http://schemas.microsoft.com/office/drawing/2016/5/9/chartex" xmlns:cx4="http://schemas.microsoft.com/office/drawing/2016/5/10/chartex" xmlns:cx5="http://schemas.microsoft.com/office/drawing/2016/5/11/chartex" xmlns:cx6="http://schemas.microsoft.com/office/drawing/2016/5/12/chartex" xmlns:cx7="http://schemas.microsoft.com/office/drawing/2016/5/13/chartex" xmlns:cx8="http://schemas.microsoft.com/office/drawing/2016/5/14/chartex" xmlns:mc="http://schemas.openxmlformats.org/markup-compatibility/2006" xmlns:aink="http://schemas.microsoft.com/office/drawing/2016/ink" xmlns:am3d="http://schemas.microsoft.com/office/drawing/2017/model3d" xmlns:o="urn:schemas-microsoft-com:office:office" xmlns:oel="http://schemas.microsoft.com/office/2019/extlst" xmlns:r="http://schemas.openxmlformats.org/officeDocument/2006/relationships" xmlns:m="http://schemas.openxmlformats.org/officeDocument/2006/math" xmlns:v="urn:schemas-microsoft-com:vml" xmlns:wp14="http://schemas.microsoft.com/office/word/2010/wordprocessingDrawing" xmlns:wp="http://schemas.openxmlformats.org/drawingml/2006/wordprocessingDrawing" xmlns:w10="urn:schemas-microsoft-com:office:word" xmlns:w="http://schemas.openxmlformats.org/wordprocessingml/2006/main" xmlns:w14="http://schemas.microsoft.com/office/word/2010/wordml" xmlns:w15="http://schemas.microsoft.com/office/word/2012/wordml" xmlns:w16cex="http://schemas.microsoft.com/office/word/2018/wordml/cex" xmlns:w16cid="http://schemas.microsoft.com/office/word/2016/wordml/cid" xmlns:w16="http://schemas.microsoft.com/office/word/2018/wordml" xmlns:w16du="http://schemas.microsoft.com/office/word/2023/wordml/word16du" xmlns:w16sdtdh="http://schemas.microsoft.com/office/word/2020/wordml/sdtdatahash" xmlns:w16sdtfl="http://schemas.microsoft.com/office/word/2024/wordml/sdtformatlock" xmlns:w16se="http://schemas.microsoft.com/office/word/2015/wordml/symex" xmlns:wpg="http://schemas.microsoft.com/office/word/2010/wordprocessingGroup" xmlns:wpi="http://schemas.microsoft.com/office/word/2010/wordprocessingInk" xmlns:wne="http://schemas.microsoft.com/office/word/2006/wordml" xmlns:wps="http://schemas.microsoft.com/office/word/2010/wordprocessingShape" mc:Ignorable="w14 w15 w16se w16cid w16 w16cex w16sdtdh w16sdtfl w16du wp14">
   <w:p>
     <w:pPr>
       <w:pStyle w:val="Header"/>
@@ -735,7 +747,7 @@
 </file>
 
 <file path=word/header3.xml><?xml version="1.0" encoding="utf-8"?>
-<w:hdr xmlns:wpc="http://schemas.microsoft.com/office/word/2010/wordprocessingCanvas" xmlns:cx="http://schemas.microsoft.com/office/drawing/2014/chartex" xmlns:cx1="http://schemas.microsoft.com/office/drawing/2015/9/8/chartex" xmlns:cx2="http://schemas.microsoft.com/office/drawing/2015/10/21/chartex" xmlns:cx3="http://schemas.microsoft.com/office/drawing/2016/5/9/chartex" xmlns:cx4="http://schemas.microsoft.com/office/drawing/2016/5/10/chartex" xmlns:cx5="http://schemas.microsoft.com/office/drawing/2016/5/11/chartex" xmlns:cx6="http://schemas.microsoft.com/office/drawing/2016/5/12/chartex" xmlns:cx7="http://schemas.microsoft.com/office/drawing/2016/5/13/chartex" xmlns:cx8="http://schemas.microsoft.com/office/drawing/2016/5/14/chartex" xmlns:mc="http://schemas.openxmlformats.org/markup-compatibility/2006" xmlns:aink="http://schemas.microsoft.com/office/drawing/2016/ink" xmlns:am3d="http://schemas.microsoft.com/office/drawing/2017/model3d" xmlns:o="urn:schemas-microsoft-com:office:office" xmlns:oel="http://schemas.microsoft.com/office/2019/extlst" xmlns:r="http://schemas.openxmlformats.org/officeDocument/2006/relationships" xmlns:m="http://schemas.openxmlformats.org/officeDocument/2006/math" xmlns:v="urn:schemas-microsoft-com:vml" xmlns:wp14="http://schemas.microsoft.com/office/word/2010/wordprocessingDrawing" xmlns:wp="http://schemas.openxmlformats.org/drawingml/2006/wordprocessingDrawing" xmlns:w10="urn:schemas-microsoft-com:office:word" xmlns:w="http://schemas.openxmlformats.org/wordprocessingml/2006/main" xmlns:w14="http://schemas.microsoft.com/office/word/2010/wordml" xmlns:w15="http://schemas.microsoft.com/office/word/2012/wordml" xmlns:w16cex="http://schemas.microsoft.com/office/word/2018/wordml/cex" xmlns:w16cid="http://schemas.microsoft.com/office/word/2016/wordml/cid" xmlns:w16="http://schemas.microsoft.com/office/word/2018/wordml" xmlns:w16sdtdh="http://schemas.microsoft.com/office/word/2020/wordml/sdtdatahash" xmlns:w16se="http://schemas.microsoft.com/office/word/2015/wordml/symex" xmlns:wpg="http://schemas.microsoft.com/office/word/2010/wordprocessingGroup" xmlns:wpi="http://schemas.microsoft.com/office/word/2010/wordprocessingInk" xmlns:wne="http://schemas.microsoft.com/office/word/2006/wordml" xmlns:wps="http://schemas.microsoft.com/office/word/2010/wordprocessingShape" mc:Ignorable="w14 w15 w16se w16cid w16 w16cex w16sdtdh wp14">
+<w:hdr xmlns:wpc="http://schemas.microsoft.com/office/word/2010/wordprocessingCanvas" xmlns:cx="http://schemas.microsoft.com/office/drawing/2014/chartex" xmlns:cx1="http://schemas.microsoft.com/office/drawing/2015/9/8/chartex" xmlns:cx2="http://schemas.microsoft.com/office/drawing/2015/10/21/chartex" xmlns:cx3="http://schemas.microsoft.com/office/drawing/2016/5/9/chartex" xmlns:cx4="http://schemas.microsoft.com/office/drawing/2016/5/10/chartex" xmlns:cx5="http://schemas.microsoft.com/office/drawing/2016/5/11/chartex" xmlns:cx6="http://schemas.microsoft.com/office/drawing/2016/5/12/chartex" xmlns:cx7="http://schemas.microsoft.com/office/drawing/2016/5/13/chartex" xmlns:cx8="http://schemas.microsoft.com/office/drawing/2016/5/14/chartex" xmlns:mc="http://schemas.openxmlformats.org/markup-compatibility/2006" xmlns:aink="http://schemas.microsoft.com/office/drawing/2016/ink" xmlns:am3d="http://schemas.microsoft.com/office/drawing/2017/model3d" xmlns:o="urn:schemas-microsoft-com:office:office" xmlns:oel="http://schemas.microsoft.com/office/2019/extlst" xmlns:r="http://schemas.openxmlformats.org/officeDocument/2006/relationships" xmlns:m="http://schemas.openxmlformats.org/officeDocument/2006/math" xmlns:v="urn:schemas-microsoft-com:vml" xmlns:wp14="http://schemas.microsoft.com/office/word/2010/wordprocessingDrawing" xmlns:wp="http://schemas.openxmlformats.org/drawingml/2006/wordprocessingDrawing" xmlns:w10="urn:schemas-microsoft-com:office:word" xmlns:w="http://schemas.openxmlformats.org/wordprocessingml/2006/main" xmlns:w14="http://schemas.microsoft.com/office/word/2010/wordml" xmlns:w15="http://schemas.microsoft.com/office/word/2012/wordml" xmlns:w16cex="http://schemas.microsoft.com/office/word/2018/wordml/cex" xmlns:w16cid="http://schemas.microsoft.com/office/word/2016/wordml/cid" xmlns:w16="http://schemas.microsoft.com/office/word/2018/wordml" xmlns:w16du="http://schemas.microsoft.com/office/word/2023/wordml/word16du" xmlns:w16sdtdh="http://schemas.microsoft.com/office/word/2020/wordml/sdtdatahash" xmlns:w16sdtfl="http://schemas.microsoft.com/office/word/2024/wordml/sdtformatlock" xmlns:w16se="http://schemas.microsoft.com/office/word/2015/wordml/symex" xmlns:wpg="http://schemas.microsoft.com/office/word/2010/wordprocessingGroup" xmlns:wpi="http://schemas.microsoft.com/office/word/2010/wordprocessingInk" xmlns:wne="http://schemas.microsoft.com/office/word/2006/wordml" xmlns:wps="http://schemas.microsoft.com/office/word/2010/wordprocessingShape" mc:Ignorable="w14 w15 w16se w16cid w16 w16cex w16sdtdh w16sdtfl w16du wp14">
   <w:p>
     <w:pPr>
       <w:pStyle w:val="Header"/>
@@ -744,7 +756,7 @@
     <w:r>
       <w:tab/>
       <w:tab/>
-      <w:t>2026-06-17</w:t>
+      <w:t>2026-06-18</w:t>
       <w:br/>
       <w:br/>
     </w:r>
@@ -761,7 +773,7 @@
 </file>
 
 <file path=word/numbering.xml><?xml version="1.0" encoding="utf-8"?>
-<w:numbering xmlns:wpc="http://schemas.microsoft.com/office/word/2010/wordprocessingCanvas" xmlns:cx="http://schemas.microsoft.com/office/drawing/2014/chartex" xmlns:cx1="http://schemas.microsoft.com/office/drawing/2015/9/8/chartex" xmlns:cx2="http://schemas.microsoft.com/office/drawing/2015/10/21/chartex" xmlns:cx3="http://schemas.microsoft.com/office/drawing/2016/5/9/chartex" xmlns:cx4="http://schemas.microsoft.com/office/drawing/2016/5/10/chartex" xmlns:cx5="http://schemas.microsoft.com/office/drawing/2016/5/11/chartex" xmlns:cx6="http://schemas.microsoft.com/office/drawing/2016/5/12/chartex" xmlns:cx7="http://schemas.microsoft.com/office/drawing/2016/5/13/chartex" xmlns:cx8="http://schemas.microsoft.com/office/drawing/2016/5/14/chartex" xmlns:mc="http://schemas.openxmlformats.org/markup-compatibility/2006" xmlns:aink="http://schemas.microsoft.com/office/drawing/2016/ink" xmlns:am3d="http://schemas.microsoft.com/office/drawing/2017/model3d" xmlns:o="urn:schemas-microsoft-com:office:office" xmlns:oel="http://schemas.microsoft.com/office/2019/extlst" xmlns:r="http://schemas.openxmlformats.org/officeDocument/2006/relationships" xmlns:m="http://schemas.openxmlformats.org/officeDocument/2006/math" xmlns:v="urn:schemas-microsoft-com:vml" xmlns:wp14="http://schemas.microsoft.com/office/word/2010/wordprocessingDrawing" xmlns:wp="http://schemas.openxmlformats.org/drawingml/2006/wordprocessingDrawing" xmlns:w10="urn:schemas-microsoft-com:office:word" xmlns:w="http://schemas.openxmlformats.org/wordprocessingml/2006/main" xmlns:w14="http://schemas.microsoft.com/office/word/2010/wordml" xmlns:w15="http://schemas.microsoft.com/office/word/2012/wordml" xmlns:w16cex="http://schemas.microsoft.com/office/word/2018/wordml/cex" xmlns:w16cid="http://schemas.microsoft.com/office/word/2016/wordml/cid" xmlns:w16="http://schemas.microsoft.com/office/word/2018/wordml" xmlns:w16sdtdh="http://schemas.microsoft.com/office/word/2020/wordml/sdtdatahash" xmlns:w16se="http://schemas.microsoft.com/office/word/2015/wordml/symex" xmlns:wpg="http://schemas.microsoft.com/office/word/2010/wordprocessingGroup" xmlns:wpi="http://schemas.microsoft.com/office/word/2010/wordprocessingInk" xmlns:wne="http://schemas.microsoft.com/office/word/2006/wordml" xmlns:wps="http://schemas.microsoft.com/office/word/2010/wordprocessingShape" mc:Ignorable="w14 w15 w16se w16cid w16 w16cex w16sdtdh wp14">
+<w:numbering xmlns:wpc="http://schemas.microsoft.com/office/word/2010/wordprocessingCanvas" xmlns:cx="http://schemas.microsoft.com/office/drawing/2014/chartex" xmlns:cx1="http://schemas.microsoft.com/office/drawing/2015/9/8/chartex" xmlns:cx2="http://schemas.microsoft.com/office/drawing/2015/10/21/chartex" xmlns:cx3="http://schemas.microsoft.com/office/drawing/2016/5/9/chartex" xmlns:cx4="http://schemas.microsoft.com/office/drawing/2016/5/10/chartex" xmlns:cx5="http://schemas.microsoft.com/office/drawing/2016/5/11/chartex" xmlns:cx6="http://schemas.microsoft.com/office/drawing/2016/5/12/chartex" xmlns:cx7="http://schemas.microsoft.com/office/drawing/2016/5/13/chartex" xmlns:cx8="http://schemas.microsoft.com/office/drawing/2016/5/14/chartex" xmlns:mc="http://schemas.openxmlformats.org/markup-compatibility/2006" xmlns:aink="http://schemas.microsoft.com/office/drawing/2016/ink" xmlns:am3d="http://schemas.microsoft.com/office/drawing/2017/model3d" xmlns:o="urn:schemas-microsoft-com:office:office" xmlns:oel="http://schemas.microsoft.com/office/2019/extlst" xmlns:r="http://schemas.openxmlformats.org/officeDocument/2006/relationships" xmlns:m="http://schemas.openxmlformats.org/officeDocument/2006/math" xmlns:v="urn:schemas-microsoft-com:vml" xmlns:wp14="http://schemas.microsoft.com/office/word/2010/wordprocessingDrawing" xmlns:wp="http://schemas.openxmlformats.org/drawingml/2006/wordprocessingDrawing" xmlns:w10="urn:schemas-microsoft-com:office:word" xmlns:w="http://schemas.openxmlformats.org/wordprocessingml/2006/main" xmlns:w14="http://schemas.microsoft.com/office/word/2010/wordml" xmlns:w15="http://schemas.microsoft.com/office/word/2012/wordml" xmlns:w16cex="http://schemas.microsoft.com/office/word/2018/wordml/cex" xmlns:w16cid="http://schemas.microsoft.com/office/word/2016/wordml/cid" xmlns:w16="http://schemas.microsoft.com/office/word/2018/wordml" xmlns:w16du="http://schemas.microsoft.com/office/word/2023/wordml/word16du" xmlns:w16sdtdh="http://schemas.microsoft.com/office/word/2020/wordml/sdtdatahash" xmlns:w16sdtfl="http://schemas.microsoft.com/office/word/2024/wordml/sdtformatlock" xmlns:w16se="http://schemas.microsoft.com/office/word/2015/wordml/symex" xmlns:wpg="http://schemas.microsoft.com/office/word/2010/wordprocessingGroup" xmlns:wpi="http://schemas.microsoft.com/office/word/2010/wordprocessingInk" xmlns:wne="http://schemas.microsoft.com/office/word/2006/wordml" xmlns:wps="http://schemas.microsoft.com/office/word/2010/wordprocessingShape" mc:Ignorable="w14 w15 w16se w16cid w16 w16cex w16sdtdh w16sdtfl w16du wp14">
   <w:abstractNum w:abstractNumId="0" w15:restartNumberingAfterBreak="0">
     <w:nsid w:val="FFFFFF7C"/>
     <w:multiLevelType w:val="singleLevel"/>
@@ -964,7 +976,7 @@
 </file>
 
 <file path=word/styles.xml><?xml version="1.0" encoding="utf-8"?>
-<w:styles xmlns:mc="http://schemas.openxmlformats.org/markup-compatibility/2006" xmlns:r="http://schemas.openxmlformats.org/officeDocument/2006/relationships" xmlns:w="http://schemas.openxmlformats.org/wordprocessingml/2006/main" xmlns:w14="http://schemas.microsoft.com/office/word/2010/wordml" xmlns:w15="http://schemas.microsoft.com/office/word/2012/wordml" xmlns:w16cex="http://schemas.microsoft.com/office/word/2018/wordml/cex" xmlns:w16cid="http://schemas.microsoft.com/office/word/2016/wordml/cid" xmlns:w16="http://schemas.microsoft.com/office/word/2018/wordml" xmlns:w16sdtdh="http://schemas.microsoft.com/office/word/2020/wordml/sdtdatahash" xmlns:w16se="http://schemas.microsoft.com/office/word/2015/wordml/symex" mc:Ignorable="w14 w15 w16se w16cid w16 w16cex w16sdtdh">
+<w:styles xmlns:mc="http://schemas.openxmlformats.org/markup-compatibility/2006" xmlns:r="http://schemas.openxmlformats.org/officeDocument/2006/relationships" xmlns:w="http://schemas.openxmlformats.org/wordprocessingml/2006/main" xmlns:w14="http://schemas.microsoft.com/office/word/2010/wordml" xmlns:w15="http://schemas.microsoft.com/office/word/2012/wordml" xmlns:w16cex="http://schemas.microsoft.com/office/word/2018/wordml/cex" xmlns:w16cid="http://schemas.microsoft.com/office/word/2016/wordml/cid" xmlns:w16="http://schemas.microsoft.com/office/word/2018/wordml" xmlns:w16du="http://schemas.microsoft.com/office/word/2023/wordml/word16du" xmlns:w16sdtdh="http://schemas.microsoft.com/office/word/2020/wordml/sdtdatahash" xmlns:w16sdtfl="http://schemas.microsoft.com/office/word/2024/wordml/sdtformatlock" xmlns:w16se="http://schemas.microsoft.com/office/word/2015/wordml/symex" mc:Ignorable="w14 w15 w16se w16cid w16 w16cex w16sdtdh w16sdtfl w16du">
   <w:docDefaults>
     <w:rPrDefault>
       <w:rPr>
@@ -1722,7 +1734,7 @@
     <w:link w:val="TitleChar"/>
     <w:uiPriority w:val="10"/>
     <w:qFormat/>
-    <w:rsid w:val="007106C8"/>
+    <w:rsid w:val="00E854FA"/>
     <w:pPr>
       <w:spacing w:after="300" w:line="240" w:lineRule="auto"/>
       <w:contextualSpacing/>
@@ -1732,7 +1744,7 @@
       <w:rFonts w:eastAsiaTheme="majorEastAsia" w:cstheme="majorBidi"/>
       <w:spacing w:val="5"/>
       <w:kern w:val="28"/>
-      <w:sz w:val="52"/>
+      <w:sz w:val="40"/>
       <w:szCs w:val="52"/>
       <w:lang w:val="sv-SE" w:eastAsia="en-US" w:bidi="ar-SA"/>
     </w:rPr>
@@ -1742,12 +1754,12 @@
     <w:basedOn w:val="DefaultParagraphFont"/>
     <w:link w:val="Title"/>
     <w:uiPriority w:val="10"/>
-    <w:rsid w:val="007106C8"/>
+    <w:rsid w:val="00E854FA"/>
     <w:rPr>
       <w:rFonts w:ascii="Times New Roman" w:eastAsiaTheme="majorEastAsia" w:hAnsi="Times New Roman" w:cstheme="majorBidi"/>
       <w:spacing w:val="5"/>
       <w:kern w:val="28"/>
-      <w:sz w:val="52"/>
+      <w:sz w:val="40"/>
       <w:szCs w:val="52"/>
       <w:lang w:val="sv-SE" w:eastAsia="en-US" w:bidi="ar-SA"/>
     </w:rPr>

--- a/klagomål/A 24485-2026 FSC-klagomål.docx
+++ b/klagomål/A 24485-2026 FSC-klagomål.docx
@@ -756,7 +756,7 @@
     <w:r>
       <w:tab/>
       <w:tab/>
-      <w:t>2026-06-18</w:t>
+      <w:t>2026-06-19</w:t>
       <w:br/>
       <w:br/>
     </w:r>

--- a/klagomål/A 24485-2026 FSC-klagomål.docx
+++ b/klagomål/A 24485-2026 FSC-klagomål.docx
@@ -756,7 +756,7 @@
     <w:r>
       <w:tab/>
       <w:tab/>
-      <w:t>2026-06-19</w:t>
+      <w:t>2026-06-20</w:t>
       <w:br/>
       <w:br/>
     </w:r>

--- a/klagomål/A 24485-2026 FSC-klagomål.docx
+++ b/klagomål/A 24485-2026 FSC-klagomål.docx
@@ -168,38 +168,7 @@
     </w:p>
     <w:p>
       <w:r>
-        <w:t>Detta dokument behandlar höga naturvärden i avverkningsanmälan A 24485-2026 i Kiruna kommun som inkom 2026-05-28 och omfattar 14,8 ha.</w:t>
-      </w:r>
-    </w:p>
-    <w:p>
-      <w:r>
-        <w:t>Nedan presenteras fynd av naturvårdsarter och fridlysta arter som gjorts i det avverkningsanmälda området, samt relevanta utdrag ur standarderna för FSC, Chain of Custody, Controlled Wood och PEFC.</w:t>
-      </w:r>
-    </w:p>
-    <w:p>
-      <w:r>
-        <w:t>Vi förväntar oss att ni återkommer med ett skriftligt svar på vårt klagomål och även beskriver vilka korrigerande åtgärder ni satt in för att rätta till identifierade brister i er efterlevnad av den svenska FSC standarden.</w:t>
-      </w:r>
-    </w:p>
-    <w:p>
-      <w:pPr>
-        <w:pStyle w:val="Heading1"/>
-      </w:pPr>
-      <w:r>
-        <w:t>Naturvårdsarter</w:t>
-      </w:r>
-    </w:p>
-    <w:p>
-      <w:r>
-        <w:t>I och inom 19 meter från avverkningsanmälan har följande 4 naturvårdsarter hittats: fläckporing (VU, T), dropptaggsvamp (NT, T), vitplätt (NT) och plattlummer (S, T, §9). Av dessa är 3 rödlistade. För rödlistade arter har rödlistekategorin angivits inom parentes. Arter som är signalarter enligt Skogsstyrelsen har markerats med (S). Typiska arter inom Natura 2000 som är kopplade till skogsekosystem har markerats med (T). För fridlysta arter anges även paragrafen i Artskyddsförordningen som arten är fridlyst enligt.</w:t>
-      </w:r>
-    </w:p>
-    <w:p>
-      <w:r>
-        <w:t>De påträffade naturvårdsarterna är ett tydligt kvitto på att det rör sig om en skog med höga naturvärden.</w:t>
-      </w:r>
-      <w:r>
-        <w:t xml:space="preserve"> I Figur 1 visas fyndplatser för naturvårdsarter i området, som finns registrerade på Artportalen.</w:t>
+        <w:t>Detta klagomål behandlar höga naturvärden i avverkningsanmälan A 24485-2026 i Kiruna kommun som inkom 2026-05-28 och omfattar 14,8 ha.</w:t>
       </w:r>
     </w:p>
     <w:p>
@@ -209,7 +178,7 @@
       <w:r>
         <w:drawing>
           <wp:inline xmlns:a="http://schemas.openxmlformats.org/drawingml/2006/main" xmlns:pic="http://schemas.openxmlformats.org/drawingml/2006/picture">
-            <wp:extent cx="4691134" cy="5688000"/>
+            <wp:extent cx="4720825" cy="5724000"/>
             <wp:docPr id="1" name="Picture 1"/>
             <wp:cNvGraphicFramePr>
               <a:graphicFrameLocks noChangeAspect="1"/>
@@ -230,7 +199,7 @@
                   <pic:spPr>
                     <a:xfrm>
                       <a:off x="0" y="0"/>
-                      <a:ext cx="4691134" cy="5688000"/>
+                      <a:ext cx="4720825" cy="5724000"/>
                     </a:xfrm>
                     <a:prstGeom prst="rect"/>
                   </pic:spPr>
@@ -247,20 +216,86 @@
         <w:spacing w:after="240"/>
       </w:pPr>
       <w:r>
-        <w:t>Figur 1. Fyndplatser för naturvårdsarter i och inom 19 meter från avverkningsanmälan (röd linje). Markörer utan svart kant är placerade på fyndplatsen. Markörer med svart kant är placerade vid sidan av fyndplatsen och har ett svart streck som visar fyndplatsens exakta position. Kartans mittpunktskoordinat är N 7525624, E 769063 i SWEREF 99 TM.</w:t>
+        <w:t>Figur 1. Fyndplatser för naturvårdsarter i och inom 19 meter från avverkningsanmälan. Markörer utan svart kant är placerade på fyndplatsen. Markörer med svart kant är placerade vid sidan av fyndplatsen har ett svart streck som visar fyndplatsens exakta position. Kartans mittpunktskoordinat är N 7525624, E 769063 i SWEREF 99 TM.</w:t>
+      </w:r>
+    </w:p>
+    <w:p>
+      <w:r>
+        <w:t>I och inom 19 meter från avverkningsanmälan finns fynd av 4 naturvårdsarter, varav 3 är rödlistade, 1 är fridlyst, 3 är typiska (T) och 1 är signalart (S): fläckporing (VU, T), dropptaggsvamp (NT, T), vitplätt (NT) och plattlummer (S, T, §9). Se Figur 1.</w:t>
+      </w:r>
+    </w:p>
+    <w:p>
+      <w:r>
+        <w:t>Nedan presenteras relevanta utdrag ur standarderna för FSC, Chain of Custody, Controlled Wood och PEFC.</w:t>
+      </w:r>
+    </w:p>
+    <w:p>
+      <w:r>
+        <w:t>Vi förväntar oss att ni återkommer med ett skriftligt svar på vårt klagomål och även beskriver vilka korrigerande åtgärder ni satt in för att rätta till identifierade brister i er efterlevnad av den svenska FSC standarden.</w:t>
       </w:r>
     </w:p>
     <w:p>
       <w:pPr>
-        <w:pStyle w:val="Heading2"/>
+        <w:pStyle w:val="Heading1"/>
       </w:pPr>
       <w:r>
-        <w:t>Fridlysta arter</w:t>
+        <w:t>Naturvårdsarter och fridlysta arter</w:t>
       </w:r>
     </w:p>
     <w:p>
       <w:r>
-        <w:t>Följande fridlysta arter har sina livsmiljöer och växtplatser i den avverkningsanmälda skogen: plattlummer (S, T, §9).</w:t>
+        <w:t>Nedan följer beskrivningar av de naturvårdsarter och fridlysta arter som har sina livsmiljöer och växtplatser i den avverkningsanmälda skogen. De påträffade naturvårdsarterna är ett tydligt kvitto på att det rör sig om en skog med höga naturvärden.</w:t>
+      </w:r>
+    </w:p>
+    <w:p>
+      <w:r>
+        <w:rPr>
+          <w:b/>
+        </w:rPr>
+        <w:t>Fläckporing (VU)</w:t>
+      </w:r>
+      <w:r>
+        <w:t xml:space="preserve"> är en mycket bra signalart som visar på tallnaturskogar med höga naturvärden. Den är placerad högst upp i Skogsstyrelsens värdepyramid för bedömning av skog med höga naturvärden och indikerar områden som är mer eller mindre opåverkade av skogsbruk och där det funnits en kontinuitet av tallågor i olika nedbrytningsstadier. För att på lång sikt bibehålla livskraftiga populationer i ett område behövs troligen större skyddade områden som tillåter att man upprätthåller en naturlig branddynamik. Fläckporing är typisk art för </w:t>
+      </w:r>
+      <w:r>
+        <w:rPr>
+          <w:i/>
+        </w:rPr>
+        <w:t>9010 Taiga</w:t>
+      </w:r>
+      <w:r>
+        <w:t xml:space="preserve"> (SLU Artdatabanken, 2024; Nitare &amp; Skogsstyrelsen, 2019).</w:t>
+      </w:r>
+    </w:p>
+    <w:p>
+      <w:r>
+        <w:rPr>
+          <w:b/>
+        </w:rPr>
+        <w:t>Dropptaggsvamp (NT)</w:t>
+      </w:r>
+      <w:r>
+        <w:t xml:space="preserve"> bildar mykorrhiza med tall, främst i barrskog med trädkontinuitet, i magra, torra och ljusöppna lavtallskogar och i barrblandskogar med friskmossor och lingon i fältskiktet. Den totala populationen i landet har minskat och bedöms fortsätta minska till följd av slutavverkningar av tallskog. Det är högst oklart om arten långsiktigt kan etablera och reproducera sig i skogsbestånd som brukas med trakthyggesmetoder, markberedning, gödsling eller föryngring med förädlat plantmaterial. Uppfyller kriterierna för att bli rödlistad på grund av ny kunskap som visar att en större andel av populationen än tidigare bedömt är knuten till kontinuitetsbarrskog. Minskningstakten för den svenska populationen bedöms vara nära gränsvärdet för Sårbar (VU). Dropptaggsvamp är typisk art för </w:t>
+      </w:r>
+      <w:r>
+        <w:rPr>
+          <w:i/>
+        </w:rPr>
+        <w:t xml:space="preserve">9010 Taiga </w:t>
+      </w:r>
+      <w:r>
+        <w:t>(SLU Artdatabanken, 2026).</w:t>
+      </w:r>
+    </w:p>
+    <w:p>
+      <w:r>
+        <w:rPr>
+          <w:b/>
+        </w:rPr>
+        <w:t>Vitplätt (NT)</w:t>
+      </w:r>
+      <w:r>
+        <w:t xml:space="preserve"> är en nedbrytare av död, hård och torr tallved och orsakar brunröta. Den förekommer mest i äldre, naturskogsliknande tallskog eller blandskog med äldre tall. Arten hotas av avverkning av gammal, senvuxen tall. I södra Sverige råder brist på lämpliga habitat och arten kan inte längre sprida sig utanför sina få kända växtplatser. Lokaler med gammal tall bör undantas från skogsbruk, i synnerhet i södra Sverige (SLU Artdatabanken, 2024).</w:t>
       </w:r>
     </w:p>
     <w:p>
@@ -290,65 +325,6 @@
       </w:r>
       <w:r>
         <w:t>(Nitare &amp; Skogsstyrelsen, 2019; SLU Artdatabanken, 2025).</w:t>
-      </w:r>
-    </w:p>
-    <w:p>
-      <w:pPr>
-        <w:pStyle w:val="Heading2"/>
-      </w:pPr>
-      <w:r>
-        <w:t>Övriga naturvårdsarter</w:t>
-      </w:r>
-    </w:p>
-    <w:p>
-      <w:r>
-        <w:rPr>
-          <w:b/>
-        </w:rPr>
-        <w:t>Dropptaggsvamp (NT)</w:t>
-      </w:r>
-      <w:r>
-        <w:t xml:space="preserve"> bildar mykorrhiza med tall, främst i barrskog med trädkontinuitet, i magra, torra och ljusöppna lavtallskogar och i barrblandskogar med friskmossor och lingon i fältskiktet. Den totala populationen i landet har minskat och bedöms fortsätta minska till följd av slutavverkningar av tallskog. Det är högst oklart om arten långsiktigt kan etablera och reproducera sig i skogsbestånd som brukas med trakthyggesmetoder, markberedning, gödsling eller föryngring med förädlat plantmaterial. Uppfyller kriterierna för att bli rödlistad på grund av ny kunskap som visar att en större andel av populationen än tidigare bedömt är knuten till kontinuitetsbarrskog. Minskningstakten för den svenska populationen bedöms vara nära gränsvärdet för Sårbar (VU). Dropptaggsvamp är typisk art för </w:t>
-      </w:r>
-      <w:r>
-        <w:rPr>
-          <w:i/>
-        </w:rPr>
-        <w:t xml:space="preserve">9010 Taiga </w:t>
-      </w:r>
-      <w:r>
-        <w:t>(SLU Artdatabanken, 2026).</w:t>
-      </w:r>
-    </w:p>
-    <w:p>
-      <w:r>
-        <w:rPr>
-          <w:b/>
-        </w:rPr>
-        <w:t>Fläckporing (VU)</w:t>
-      </w:r>
-      <w:r>
-        <w:t xml:space="preserve"> är en mycket bra signalart som visar på tallnaturskogar med höga naturvärden. Den är placerad högst upp i Skogsstyrelsens värdepyramid för bedömning av skog med höga naturvärden och indikerar områden som är mer eller mindre opåverkade av skogsbruk och där det funnits en kontinuitet av tallågor i olika nedbrytningsstadier. För att på lång sikt bibehålla livskraftiga populationer i ett område behövs troligen större skyddade områden som tillåter att man upprätthåller en naturlig branddynamik. Fläckporing är typisk art för </w:t>
-      </w:r>
-      <w:r>
-        <w:rPr>
-          <w:i/>
-        </w:rPr>
-        <w:t>9010 Taiga</w:t>
-      </w:r>
-      <w:r>
-        <w:t xml:space="preserve"> (SLU Artdatabanken, 2024; Nitare &amp; Skogsstyrelsen, 2019).</w:t>
-      </w:r>
-    </w:p>
-    <w:p>
-      <w:r>
-        <w:rPr>
-          <w:b/>
-        </w:rPr>
-        <w:t>Vitplätt (NT)</w:t>
-      </w:r>
-      <w:r>
-        <w:t xml:space="preserve"> är en nedbrytare av död, hård och torr tallved och orsakar brunröta. Den förekommer mest i äldre, naturskogsliknande tallskog eller blandskog med äldre tall. Arten hotas av avverkning av gammal, senvuxen tall. I södra Sverige råder brist på lämpliga habitat och arten kan inte längre sprida sig utanför sina få kända växtplatser. Lokaler med gammal tall bör undantas från skogsbruk, i synnerhet i södra Sverige (SLU Artdatabanken, 2024).</w:t>
       </w:r>
     </w:p>
     <w:p>
@@ -756,7 +732,7 @@
     <w:r>
       <w:tab/>
       <w:tab/>
-      <w:t>2026-06-20</w:t>
+      <w:t>2026-06-21</w:t>
       <w:br/>
       <w:br/>
     </w:r>

--- a/klagomål/A 24485-2026 FSC-klagomål.docx
+++ b/klagomål/A 24485-2026 FSC-klagomål.docx
@@ -732,7 +732,7 @@
     <w:r>
       <w:tab/>
       <w:tab/>
-      <w:t>2026-06-21</w:t>
+      <w:t>2026-06-22</w:t>
       <w:br/>
       <w:br/>
     </w:r>

--- a/klagomål/A 24485-2026 FSC-klagomål.docx
+++ b/klagomål/A 24485-2026 FSC-klagomål.docx
@@ -732,7 +732,7 @@
     <w:r>
       <w:tab/>
       <w:tab/>
-      <w:t>2026-06-22</w:t>
+      <w:t>2026-06-23</w:t>
       <w:br/>
       <w:br/>
     </w:r>

--- a/klagomål/A 24485-2026 FSC-klagomål.docx
+++ b/klagomål/A 24485-2026 FSC-klagomål.docx
@@ -732,7 +732,7 @@
     <w:r>
       <w:tab/>
       <w:tab/>
-      <w:t>2026-06-23</w:t>
+      <w:t>2026-06-24</w:t>
       <w:br/>
       <w:br/>
     </w:r>

--- a/klagomål/A 24485-2026 FSC-klagomål.docx
+++ b/klagomål/A 24485-2026 FSC-klagomål.docx
@@ -732,7 +732,7 @@
     <w:r>
       <w:tab/>
       <w:tab/>
-      <w:t>2026-06-24</w:t>
+      <w:t>2026-06-25</w:t>
       <w:br/>
       <w:br/>
     </w:r>

--- a/klagomål/A 24485-2026 FSC-klagomål.docx
+++ b/klagomål/A 24485-2026 FSC-klagomål.docx
@@ -732,7 +732,7 @@
     <w:r>
       <w:tab/>
       <w:tab/>
-      <w:t>2026-06-25</w:t>
+      <w:t>2026-06-26</w:t>
       <w:br/>
       <w:br/>
     </w:r>

--- a/klagomål/A 24485-2026 FSC-klagomål.docx
+++ b/klagomål/A 24485-2026 FSC-klagomål.docx
@@ -732,7 +732,7 @@
     <w:r>
       <w:tab/>
       <w:tab/>
-      <w:t>2026-06-26</w:t>
+      <w:t>2026-06-27</w:t>
       <w:br/>
       <w:br/>
     </w:r>

--- a/klagomål/A 24485-2026 FSC-klagomål.docx
+++ b/klagomål/A 24485-2026 FSC-klagomål.docx
@@ -732,7 +732,7 @@
     <w:r>
       <w:tab/>
       <w:tab/>
-      <w:t>2026-06-27</w:t>
+      <w:t>2026-06-28</w:t>
       <w:br/>
       <w:br/>
     </w:r>

--- a/klagomål/A 24485-2026 FSC-klagomål.docx
+++ b/klagomål/A 24485-2026 FSC-klagomål.docx
@@ -732,7 +732,7 @@
     <w:r>
       <w:tab/>
       <w:tab/>
-      <w:t>2026-06-28</w:t>
+      <w:t>2026-06-29</w:t>
       <w:br/>
       <w:br/>
     </w:r>

--- a/klagomål/A 24485-2026 FSC-klagomål.docx
+++ b/klagomål/A 24485-2026 FSC-klagomål.docx
@@ -732,7 +732,7 @@
     <w:r>
       <w:tab/>
       <w:tab/>
-      <w:t>2026-06-29</w:t>
+      <w:t>2026-06-30</w:t>
       <w:br/>
       <w:br/>
     </w:r>

--- a/klagomål/A 24485-2026 FSC-klagomål.docx
+++ b/klagomål/A 24485-2026 FSC-klagomål.docx
@@ -732,7 +732,7 @@
     <w:r>
       <w:tab/>
       <w:tab/>
-      <w:t>2026-06-30</w:t>
+      <w:t>2026-07-01</w:t>
       <w:br/>
       <w:br/>
     </w:r>

--- a/klagomål/A 24485-2026 FSC-klagomål.docx
+++ b/klagomål/A 24485-2026 FSC-klagomål.docx
@@ -732,7 +732,7 @@
     <w:r>
       <w:tab/>
       <w:tab/>
-      <w:t>2026-07-01</w:t>
+      <w:t>2026-07-02</w:t>
       <w:br/>
       <w:br/>
     </w:r>

--- a/klagomål/A 24485-2026 FSC-klagomål.docx
+++ b/klagomål/A 24485-2026 FSC-klagomål.docx
@@ -732,7 +732,7 @@
     <w:r>
       <w:tab/>
       <w:tab/>
-      <w:t>2026-07-13</w:t>
+      <w:t>2026-07-14</w:t>
       <w:br/>
       <w:br/>
     </w:r>

--- a/klagomål/A 24485-2026 FSC-klagomål.docx
+++ b/klagomål/A 24485-2026 FSC-klagomål.docx
@@ -732,7 +732,7 @@
     <w:r>
       <w:tab/>
       <w:tab/>
-      <w:t>2026-07-14</w:t>
+      <w:t>2026-07-15</w:t>
       <w:br/>
       <w:br/>
     </w:r>

--- a/klagomål/A 24485-2026 FSC-klagomål.docx
+++ b/klagomål/A 24485-2026 FSC-klagomål.docx
@@ -732,7 +732,7 @@
     <w:r>
       <w:tab/>
       <w:tab/>
-      <w:t>2026-07-15</w:t>
+      <w:t>2026-07-16</w:t>
       <w:br/>
       <w:br/>
     </w:r>

--- a/klagomål/A 24485-2026 FSC-klagomål.docx
+++ b/klagomål/A 24485-2026 FSC-klagomål.docx
@@ -732,7 +732,7 @@
     <w:r>
       <w:tab/>
       <w:tab/>
-      <w:t>2026-07-16</w:t>
+      <w:t>2026-07-17</w:t>
       <w:br/>
       <w:br/>
     </w:r>

--- a/klagomål/A 24485-2026 FSC-klagomål.docx
+++ b/klagomål/A 24485-2026 FSC-klagomål.docx
@@ -732,7 +732,7 @@
     <w:r>
       <w:tab/>
       <w:tab/>
-      <w:t>2026-07-17</w:t>
+      <w:t>2026-07-18</w:t>
       <w:br/>
       <w:br/>
     </w:r>

--- a/klagomål/A 24485-2026 FSC-klagomål.docx
+++ b/klagomål/A 24485-2026 FSC-klagomål.docx
@@ -732,7 +732,7 @@
     <w:r>
       <w:tab/>
       <w:tab/>
-      <w:t>2026-07-18</w:t>
+      <w:t>2026-07-19</w:t>
       <w:br/>
       <w:br/>
     </w:r>

--- a/klagomål/A 24485-2026 FSC-klagomål.docx
+++ b/klagomål/A 24485-2026 FSC-klagomål.docx
@@ -732,7 +732,7 @@
     <w:r>
       <w:tab/>
       <w:tab/>
-      <w:t>2026-07-19</w:t>
+      <w:t>2026-07-20</w:t>
       <w:br/>
       <w:br/>
     </w:r>

--- a/klagomål/A 24485-2026 FSC-klagomål.docx
+++ b/klagomål/A 24485-2026 FSC-klagomål.docx
@@ -732,7 +732,7 @@
     <w:r>
       <w:tab/>
       <w:tab/>
-      <w:t>2026-07-20</w:t>
+      <w:t>2026-07-21</w:t>
       <w:br/>
       <w:br/>
     </w:r>

--- a/klagomål/A 24485-2026 FSC-klagomål.docx
+++ b/klagomål/A 24485-2026 FSC-klagomål.docx
@@ -732,7 +732,7 @@
     <w:r>
       <w:tab/>
       <w:tab/>
-      <w:t>2026-07-21</w:t>
+      <w:t>2026-07-22</w:t>
       <w:br/>
       <w:br/>
     </w:r>

--- a/klagomål/A 24485-2026 FSC-klagomål.docx
+++ b/klagomål/A 24485-2026 FSC-klagomål.docx
@@ -732,7 +732,7 @@
     <w:r>
       <w:tab/>
       <w:tab/>
-      <w:t>2026-07-22</w:t>
+      <w:t>2026-07-23</w:t>
       <w:br/>
       <w:br/>
     </w:r>

--- a/klagomål/A 24485-2026 FSC-klagomål.docx
+++ b/klagomål/A 24485-2026 FSC-klagomål.docx
@@ -732,7 +732,7 @@
     <w:r>
       <w:tab/>
       <w:tab/>
-      <w:t>2026-07-23</w:t>
+      <w:t>2026-07-24</w:t>
       <w:br/>
       <w:br/>
     </w:r>

--- a/klagomål/A 24485-2026 FSC-klagomål.docx
+++ b/klagomål/A 24485-2026 FSC-klagomål.docx
@@ -732,7 +732,7 @@
     <w:r>
       <w:tab/>
       <w:tab/>
-      <w:t>2026-07-24</w:t>
+      <w:t>2026-07-25</w:t>
       <w:br/>
       <w:br/>
     </w:r>

--- a/klagomål/A 24485-2026 FSC-klagomål.docx
+++ b/klagomål/A 24485-2026 FSC-klagomål.docx
@@ -732,7 +732,7 @@
     <w:r>
       <w:tab/>
       <w:tab/>
-      <w:t>2026-07-25</w:t>
+      <w:t>2026-07-26</w:t>
       <w:br/>
       <w:br/>
     </w:r>

--- a/klagomål/A 24485-2026 FSC-klagomål.docx
+++ b/klagomål/A 24485-2026 FSC-klagomål.docx
@@ -732,7 +732,7 @@
     <w:r>
       <w:tab/>
       <w:tab/>
-      <w:t>2026-07-26</w:t>
+      <w:t>2026-07-27</w:t>
       <w:br/>
       <w:br/>
     </w:r>

--- a/klagomål/A 24485-2026 FSC-klagomål.docx
+++ b/klagomål/A 24485-2026 FSC-klagomål.docx
@@ -732,7 +732,7 @@
     <w:r>
       <w:tab/>
       <w:tab/>
-      <w:t>2026-07-27</w:t>
+      <w:t>2026-07-28</w:t>
       <w:br/>
       <w:br/>
     </w:r>

--- a/klagomål/A 24485-2026 FSC-klagomål.docx
+++ b/klagomål/A 24485-2026 FSC-klagomål.docx
@@ -732,7 +732,7 @@
     <w:r>
       <w:tab/>
       <w:tab/>
-      <w:t>2026-07-28</w:t>
+      <w:t>2026-07-29</w:t>
       <w:br/>
       <w:br/>
     </w:r>

--- a/klagomål/A 24485-2026 FSC-klagomål.docx
+++ b/klagomål/A 24485-2026 FSC-klagomål.docx
@@ -732,7 +732,7 @@
     <w:r>
       <w:tab/>
       <w:tab/>
-      <w:t>2026-07-29</w:t>
+      <w:t>2026-07-30</w:t>
       <w:br/>
       <w:br/>
     </w:r>

--- a/klagomål/A 24485-2026 FSC-klagomål.docx
+++ b/klagomål/A 24485-2026 FSC-klagomål.docx
@@ -732,7 +732,7 @@
     <w:r>
       <w:tab/>
       <w:tab/>
-      <w:t>2026-07-30</w:t>
+      <w:t>2026-07-31</w:t>
       <w:br/>
       <w:br/>
     </w:r>

--- a/klagomål/A 24485-2026 FSC-klagomål.docx
+++ b/klagomål/A 24485-2026 FSC-klagomål.docx
@@ -732,7 +732,7 @@
     <w:r>
       <w:tab/>
       <w:tab/>
-      <w:t>2026-07-31</w:t>
+      <w:t>2026-08-01</w:t>
       <w:br/>
       <w:br/>
     </w:r>

--- a/klagomål/A 24485-2026 FSC-klagomål.docx
+++ b/klagomål/A 24485-2026 FSC-klagomål.docx
@@ -732,7 +732,7 @@
     <w:r>
       <w:tab/>
       <w:tab/>
-      <w:t>2026-08-01</w:t>
+      <w:t>2026-08-02</w:t>
       <w:br/>
       <w:br/>
     </w:r>

--- a/klagomål/A 24485-2026 FSC-klagomål.docx
+++ b/klagomål/A 24485-2026 FSC-klagomål.docx
@@ -732,7 +732,7 @@
     <w:r>
       <w:tab/>
       <w:tab/>
-      <w:t>2026-08-02</w:t>
+      <w:t>2026-08-03</w:t>
       <w:br/>
       <w:br/>
     </w:r>

--- a/klagomål/A 24485-2026 FSC-klagomål.docx
+++ b/klagomål/A 24485-2026 FSC-klagomål.docx
@@ -732,7 +732,7 @@
     <w:r>
       <w:tab/>
       <w:tab/>
-      <w:t>2026-08-03</w:t>
+      <w:t>2026-08-05</w:t>
       <w:br/>
       <w:br/>
     </w:r>

--- a/klagomål/A 24485-2026 FSC-klagomål.docx
+++ b/klagomål/A 24485-2026 FSC-klagomål.docx
@@ -732,7 +732,7 @@
     <w:r>
       <w:tab/>
       <w:tab/>
-      <w:t>2026-08-05</w:t>
+      <w:t>2026-08-07</w:t>
       <w:br/>
       <w:br/>
     </w:r>

--- a/klagomål/A 24485-2026 FSC-klagomål.docx
+++ b/klagomål/A 24485-2026 FSC-klagomål.docx
@@ -732,7 +732,7 @@
     <w:r>
       <w:tab/>
       <w:tab/>
-      <w:t>2026-08-07</w:t>
+      <w:t>2026-08-08</w:t>
       <w:br/>
       <w:br/>
     </w:r>

--- a/klagomål/A 24485-2026 FSC-klagomål.docx
+++ b/klagomål/A 24485-2026 FSC-klagomål.docx
@@ -216,7 +216,7 @@
         <w:spacing w:after="240"/>
       </w:pPr>
       <w:r>
-        <w:t>Figur 1. Fyndplatser för naturvårdsarter i och inom 19 meter från avverkningsanmälan. Markörer utan svart kant är placerade på fyndplatsen. Markörer med svart kant är placerade vid sidan av fyndplatsen har ett svart streck som visar fyndplatsens exakta position. Kartans mittpunktskoordinat är N 7525624, E 769063 i SWEREF 99 TM.</w:t>
+        <w:t>Figur 1. Fyndplatser för naturvårdsarter i och inom 19 meter från avverkningsanmälan. Markörer utan svart kant är placerade på fyndplatsen. Markörer med svart kant är placerade vid sidan av fyndplatsen och har ett svart streck som visar fyndplatsens exakta position. Kartans mittpunktskoordinat är N 7525624, E 769063 i SWEREF 99 TM.</w:t>
       </w:r>
     </w:p>
     <w:p>
@@ -732,7 +732,7 @@
     <w:r>
       <w:tab/>
       <w:tab/>
-      <w:t>2026-08-14</w:t>
+      <w:t>2026-08-15</w:t>
       <w:br/>
       <w:br/>
     </w:r>

--- a/klagomål/A 24485-2026 FSC-klagomål.docx
+++ b/klagomål/A 24485-2026 FSC-klagomål.docx
@@ -732,7 +732,7 @@
     <w:r>
       <w:tab/>
       <w:tab/>
-      <w:t>2026-08-15</w:t>
+      <w:t>2026-08-16</w:t>
       <w:br/>
       <w:br/>
     </w:r>

--- a/klagomål/A 24485-2026 FSC-klagomål.docx
+++ b/klagomål/A 24485-2026 FSC-klagomål.docx
@@ -732,7 +732,7 @@
     <w:r>
       <w:tab/>
       <w:tab/>
-      <w:t>2026-08-16</w:t>
+      <w:t>2026-08-17</w:t>
       <w:br/>
       <w:br/>
     </w:r>

--- a/klagomål/A 24485-2026 FSC-klagomål.docx
+++ b/klagomål/A 24485-2026 FSC-klagomål.docx
@@ -732,7 +732,7 @@
     <w:r>
       <w:tab/>
       <w:tab/>
-      <w:t>2026-08-17</w:t>
+      <w:t>2026-08-18</w:t>
       <w:br/>
       <w:br/>
     </w:r>

--- a/klagomål/A 24485-2026 FSC-klagomål.docx
+++ b/klagomål/A 24485-2026 FSC-klagomål.docx
@@ -732,7 +732,7 @@
     <w:r>
       <w:tab/>
       <w:tab/>
-      <w:t>2026-08-18</w:t>
+      <w:t>2026-08-19</w:t>
       <w:br/>
       <w:br/>
     </w:r>

--- a/klagomål/A 24485-2026 FSC-klagomål.docx
+++ b/klagomål/A 24485-2026 FSC-klagomål.docx
@@ -732,7 +732,7 @@
     <w:r>
       <w:tab/>
       <w:tab/>
-      <w:t>2026-08-19</w:t>
+      <w:t>2026-08-20</w:t>
       <w:br/>
       <w:br/>
     </w:r>

--- a/klagomål/A 24485-2026 FSC-klagomål.docx
+++ b/klagomål/A 24485-2026 FSC-klagomål.docx
@@ -732,7 +732,7 @@
     <w:r>
       <w:tab/>
       <w:tab/>
-      <w:t>2026-08-20</w:t>
+      <w:t>2026-08-21</w:t>
       <w:br/>
       <w:br/>
     </w:r>

--- a/klagomål/A 24485-2026 FSC-klagomål.docx
+++ b/klagomål/A 24485-2026 FSC-klagomål.docx
@@ -732,7 +732,7 @@
     <w:r>
       <w:tab/>
       <w:tab/>
-      <w:t>2026-08-21</w:t>
+      <w:t>2026-08-22</w:t>
       <w:br/>
       <w:br/>
     </w:r>

--- a/klagomål/A 24485-2026 FSC-klagomål.docx
+++ b/klagomål/A 24485-2026 FSC-klagomål.docx
@@ -732,7 +732,7 @@
     <w:r>
       <w:tab/>
       <w:tab/>
-      <w:t>2026-08-22</w:t>
+      <w:t>2026-08-23</w:t>
       <w:br/>
       <w:br/>
     </w:r>

--- a/klagomål/A 24485-2026 FSC-klagomål.docx
+++ b/klagomål/A 24485-2026 FSC-klagomål.docx
@@ -732,7 +732,7 @@
     <w:r>
       <w:tab/>
       <w:tab/>
-      <w:t>2026-08-23</w:t>
+      <w:t>2026-08-24</w:t>
       <w:br/>
       <w:br/>
     </w:r>

--- a/klagomål/A 24485-2026 FSC-klagomål.docx
+++ b/klagomål/A 24485-2026 FSC-klagomål.docx
@@ -732,7 +732,7 @@
     <w:r>
       <w:tab/>
       <w:tab/>
-      <w:t>2026-08-24</w:t>
+      <w:t>2026-08-25</w:t>
       <w:br/>
       <w:br/>
     </w:r>

--- a/klagomål/A 24485-2026 FSC-klagomål.docx
+++ b/klagomål/A 24485-2026 FSC-klagomål.docx
@@ -732,7 +732,7 @@
     <w:r>
       <w:tab/>
       <w:tab/>
-      <w:t>2026-08-25</w:t>
+      <w:t>2026-08-26</w:t>
       <w:br/>
       <w:br/>
     </w:r>

--- a/klagomål/A 24485-2026 FSC-klagomål.docx
+++ b/klagomål/A 24485-2026 FSC-klagomål.docx
@@ -732,7 +732,7 @@
     <w:r>
       <w:tab/>
       <w:tab/>
-      <w:t>2026-08-26</w:t>
+      <w:t>2026-08-27</w:t>
       <w:br/>
       <w:br/>
     </w:r>

--- a/klagomål/A 24485-2026 FSC-klagomål.docx
+++ b/klagomål/A 24485-2026 FSC-klagomål.docx
@@ -732,7 +732,7 @@
     <w:r>
       <w:tab/>
       <w:tab/>
-      <w:t>2026-08-27</w:t>
+      <w:t>2026-08-28</w:t>
       <w:br/>
       <w:br/>
     </w:r>

--- a/klagomål/A 24485-2026 FSC-klagomål.docx
+++ b/klagomål/A 24485-2026 FSC-klagomål.docx
@@ -732,7 +732,7 @@
     <w:r>
       <w:tab/>
       <w:tab/>
-      <w:t>2026-08-28</w:t>
+      <w:t>2026-08-29</w:t>
       <w:br/>
       <w:br/>
     </w:r>

--- a/klagomål/A 24485-2026 FSC-klagomål.docx
+++ b/klagomål/A 24485-2026 FSC-klagomål.docx
@@ -732,7 +732,7 @@
     <w:r>
       <w:tab/>
       <w:tab/>
-      <w:t>2026-08-29</w:t>
+      <w:t>2026-08-31</w:t>
       <w:br/>
       <w:br/>
     </w:r>

--- a/klagomål/A 24485-2026 FSC-klagomål.docx
+++ b/klagomål/A 24485-2026 FSC-klagomål.docx
@@ -732,7 +732,7 @@
     <w:r>
       <w:tab/>
       <w:tab/>
-      <w:t>2026-08-31</w:t>
+      <w:t>2026-09-01</w:t>
       <w:br/>
       <w:br/>
     </w:r>

--- a/klagomål/A 24485-2026 FSC-klagomål.docx
+++ b/klagomål/A 24485-2026 FSC-klagomål.docx
@@ -732,7 +732,7 @@
     <w:r>
       <w:tab/>
       <w:tab/>
-      <w:t>2026-09-01</w:t>
+      <w:t>2026-09-02</w:t>
       <w:br/>
       <w:br/>
     </w:r>

--- a/klagomål/A 24485-2026 FSC-klagomål.docx
+++ b/klagomål/A 24485-2026 FSC-klagomål.docx
@@ -732,7 +732,7 @@
     <w:r>
       <w:tab/>
       <w:tab/>
-      <w:t>2026-09-02</w:t>
+      <w:t>2026-09-03</w:t>
       <w:br/>
       <w:br/>
     </w:r>

--- a/klagomål/A 24485-2026 FSC-klagomål.docx
+++ b/klagomål/A 24485-2026 FSC-klagomål.docx
@@ -732,7 +732,7 @@
     <w:r>
       <w:tab/>
       <w:tab/>
-      <w:t>2026-09-03</w:t>
+      <w:t>2026-09-04</w:t>
       <w:br/>
       <w:br/>
     </w:r>

--- a/klagomål/A 24485-2026 FSC-klagomål.docx
+++ b/klagomål/A 24485-2026 FSC-klagomål.docx
@@ -732,7 +732,7 @@
     <w:r>
       <w:tab/>
       <w:tab/>
-      <w:t>2026-09-04</w:t>
+      <w:t>2026-09-05</w:t>
       <w:br/>
       <w:br/>
     </w:r>

--- a/klagomål/A 24485-2026 FSC-klagomål.docx
+++ b/klagomål/A 24485-2026 FSC-klagomål.docx
@@ -732,7 +732,7 @@
     <w:r>
       <w:tab/>
       <w:tab/>
-      <w:t>2026-09-05</w:t>
+      <w:t>2026-09-06</w:t>
       <w:br/>
       <w:br/>
     </w:r>

--- a/klagomål/A 24485-2026 FSC-klagomål.docx
+++ b/klagomål/A 24485-2026 FSC-klagomål.docx
@@ -732,7 +732,7 @@
     <w:r>
       <w:tab/>
       <w:tab/>
-      <w:t>2026-09-06</w:t>
+      <w:t>2026-09-07</w:t>
       <w:br/>
       <w:br/>
     </w:r>

--- a/klagomål/A 24485-2026 FSC-klagomål.docx
+++ b/klagomål/A 24485-2026 FSC-klagomål.docx
@@ -732,7 +732,7 @@
     <w:r>
       <w:tab/>
       <w:tab/>
-      <w:t>2026-09-07</w:t>
+      <w:t>2026-09-08</w:t>
       <w:br/>
       <w:br/>
     </w:r>

--- a/klagomål/A 24485-2026 FSC-klagomål.docx
+++ b/klagomål/A 24485-2026 FSC-klagomål.docx
@@ -732,7 +732,7 @@
     <w:r>
       <w:tab/>
       <w:tab/>
-      <w:t>2026-09-08</w:t>
+      <w:t>2026-09-09</w:t>
       <w:br/>
       <w:br/>
     </w:r>

--- a/klagomål/A 24485-2026 FSC-klagomål.docx
+++ b/klagomål/A 24485-2026 FSC-klagomål.docx
@@ -732,7 +732,7 @@
     <w:r>
       <w:tab/>
       <w:tab/>
-      <w:t>2026-09-09</w:t>
+      <w:t>2026-09-10</w:t>
       <w:br/>
       <w:br/>
     </w:r>

--- a/klagomål/A 24485-2026 FSC-klagomål.docx
+++ b/klagomål/A 24485-2026 FSC-klagomål.docx
@@ -732,7 +732,7 @@
     <w:r>
       <w:tab/>
       <w:tab/>
-      <w:t>2026-09-10</w:t>
+      <w:t>2026-09-11</w:t>
       <w:br/>
       <w:br/>
     </w:r>

--- a/klagomål/A 24485-2026 FSC-klagomål.docx
+++ b/klagomål/A 24485-2026 FSC-klagomål.docx
@@ -732,7 +732,7 @@
     <w:r>
       <w:tab/>
       <w:tab/>
-      <w:t>2026-09-11</w:t>
+      <w:t>2026-09-12</w:t>
       <w:br/>
       <w:br/>
     </w:r>

--- a/klagomål/A 24485-2026 FSC-klagomål.docx
+++ b/klagomål/A 24485-2026 FSC-klagomål.docx
@@ -732,7 +732,7 @@
     <w:r>
       <w:tab/>
       <w:tab/>
-      <w:t>2026-09-12</w:t>
+      <w:t>2026-09-13</w:t>
       <w:br/>
       <w:br/>
     </w:r>
